--- a/3. 深度学习/深度学习概述.docx
+++ b/3. 深度学习/深度学习概述.docx
@@ -1,6 +1,6 @@
 
 <file path=word/document.xml><?xml version="1.0" encoding="utf-8"?>
-<w:document xmlns:wpc="http://schemas.microsoft.com/office/word/2010/wordprocessingCanvas" xmlns:cx="http://schemas.microsoft.com/office/drawing/2014/chartex" xmlns:cx1="http://schemas.microsoft.com/office/drawing/2015/9/8/chartex" xmlns:mc="http://schemas.openxmlformats.org/markup-compatibility/2006" xmlns:o="urn:schemas-microsoft-com:office:office" xmlns:r="http://schemas.openxmlformats.org/officeDocument/2006/relationships" xmlns:m="http://schemas.openxmlformats.org/officeDocument/2006/math" xmlns:v="urn:schemas-microsoft-com:vml" xmlns:wp14="http://schemas.microsoft.com/office/word/2010/wordprocessingDrawing" xmlns:wp="http://schemas.openxmlformats.org/drawingml/2006/wordprocessingDrawing" xmlns:w10="urn:schemas-microsoft-com:office:word" xmlns:w="http://schemas.openxmlformats.org/wordprocessingml/2006/main" xmlns:w14="http://schemas.microsoft.com/office/word/2010/wordml" xmlns:w15="http://schemas.microsoft.com/office/word/2012/wordml" xmlns:w16se="http://schemas.microsoft.com/office/word/2015/wordml/symex" xmlns:wpg="http://schemas.microsoft.com/office/word/2010/wordprocessingGroup" xmlns:wpi="http://schemas.microsoft.com/office/word/2010/wordprocessingInk" xmlns:wne="http://schemas.microsoft.com/office/word/2006/wordml" xmlns:wps="http://schemas.microsoft.com/office/word/2010/wordprocessingShape" mc:Ignorable="w14 w15 w16se wp14">
+<w:document xmlns:wpc="http://schemas.microsoft.com/office/word/2010/wordprocessingCanvas" xmlns:cx="http://schemas.microsoft.com/office/drawing/2014/chartex" xmlns:cx1="http://schemas.microsoft.com/office/drawing/2015/9/8/chartex" xmlns:cx2="http://schemas.microsoft.com/office/drawing/2015/10/21/chartex" xmlns:cx3="http://schemas.microsoft.com/office/drawing/2016/5/9/chartex" xmlns:cx4="http://schemas.microsoft.com/office/drawing/2016/5/10/chartex" xmlns:cx5="http://schemas.microsoft.com/office/drawing/2016/5/11/chartex" xmlns:cx6="http://schemas.microsoft.com/office/drawing/2016/5/12/chartex" xmlns:cx7="http://schemas.microsoft.com/office/drawing/2016/5/13/chartex" xmlns:cx8="http://schemas.microsoft.com/office/drawing/2016/5/14/chartex" xmlns:mc="http://schemas.openxmlformats.org/markup-compatibility/2006" xmlns:aink="http://schemas.microsoft.com/office/drawing/2016/ink" xmlns:am3d="http://schemas.microsoft.com/office/drawing/2017/model3d" xmlns:o="urn:schemas-microsoft-com:office:office" xmlns:oel="http://schemas.microsoft.com/office/2019/extlst" xmlns:r="http://schemas.openxmlformats.org/officeDocument/2006/relationships" xmlns:m="http://schemas.openxmlformats.org/officeDocument/2006/math" xmlns:v="urn:schemas-microsoft-com:vml" xmlns:wp14="http://schemas.microsoft.com/office/word/2010/wordprocessingDrawing" xmlns:wp="http://schemas.openxmlformats.org/drawingml/2006/wordprocessingDrawing" xmlns:w10="urn:schemas-microsoft-com:office:word" xmlns:w="http://schemas.openxmlformats.org/wordprocessingml/2006/main" xmlns:w14="http://schemas.microsoft.com/office/word/2010/wordml" xmlns:w15="http://schemas.microsoft.com/office/word/2012/wordml" xmlns:w16cex="http://schemas.microsoft.com/office/word/2018/wordml/cex" xmlns:w16cid="http://schemas.microsoft.com/office/word/2016/wordml/cid" xmlns:w16="http://schemas.microsoft.com/office/word/2018/wordml" xmlns:w16du="http://schemas.microsoft.com/office/word/2023/wordml/word16du" xmlns:w16sdtdh="http://schemas.microsoft.com/office/word/2020/wordml/sdtdatahash" xmlns:w16sdtfl="http://schemas.microsoft.com/office/word/2024/wordml/sdtformatlock" xmlns:w16se="http://schemas.microsoft.com/office/word/2015/wordml/symex" xmlns:wpg="http://schemas.microsoft.com/office/word/2010/wordprocessingGroup" xmlns:wpi="http://schemas.microsoft.com/office/word/2010/wordprocessingInk" xmlns:wne="http://schemas.microsoft.com/office/word/2006/wordml" xmlns:wps="http://schemas.microsoft.com/office/word/2010/wordprocessingShape" mc:Ignorable="w14 w15 w16se w16cid w16 w16cex w16sdtdh w16sdtfl w16du wp14">
   <w:body>
     <w:p>
       <w:pPr>
@@ -16,9 +16,6 @@
     <w:p>
       <w:pPr>
         <w:ind w:firstLine="420"/>
-        <w:rPr>
-          <w:rFonts w:hint="eastAsia"/>
-        </w:rPr>
       </w:pPr>
       <w:r>
         <w:rPr>
@@ -42,9 +39,6 @@
     <w:p>
       <w:pPr>
         <w:ind w:firstLine="420"/>
-        <w:rPr>
-          <w:rFonts w:hint="eastAsia"/>
-        </w:rPr>
       </w:pPr>
       <w:r>
         <w:rPr>
@@ -56,9 +50,6 @@
     <w:p>
       <w:pPr>
         <w:ind w:firstLine="420"/>
-        <w:rPr>
-          <w:rFonts w:hint="eastAsia"/>
-        </w:rPr>
       </w:pPr>
       <w:r>
         <w:rPr>
@@ -70,9 +61,6 @@
     <w:p>
       <w:pPr>
         <w:ind w:firstLine="420"/>
-        <w:rPr>
-          <w:rFonts w:hint="eastAsia"/>
-        </w:rPr>
       </w:pPr>
       <w:r>
         <w:rPr>
@@ -121,9 +109,6 @@
     <w:p>
       <w:pPr>
         <w:ind w:firstLine="420"/>
-        <w:rPr>
-          <w:rFonts w:hint="eastAsia"/>
-        </w:rPr>
       </w:pPr>
       <w:r>
         <w:rPr>
@@ -167,9 +152,6 @@
     <w:p>
       <w:pPr>
         <w:ind w:firstLine="420"/>
-        <w:rPr>
-          <w:rFonts w:hint="eastAsia"/>
-        </w:rPr>
       </w:pPr>
       <w:r>
         <w:rPr>
@@ -227,9 +209,6 @@
     <w:p>
       <w:pPr>
         <w:ind w:firstLine="420"/>
-        <w:rPr>
-          <w:rFonts w:hint="eastAsia"/>
-        </w:rPr>
       </w:pPr>
       <w:r>
         <w:rPr>
@@ -256,9 +235,6 @@
     <w:p>
       <w:pPr>
         <w:ind w:firstLine="420"/>
-        <w:rPr>
-          <w:rFonts w:hint="eastAsia"/>
-        </w:rPr>
       </w:pPr>
       <w:r>
         <w:rPr>
@@ -275,7 +251,913 @@
       </w:r>
     </w:p>
     <w:p/>
-    <w:p/>
+    <w:p>
+      <w:pPr>
+        <w:pStyle w:val="2"/>
+      </w:pPr>
+      <w:r>
+        <w:rPr>
+          <w:rFonts w:hint="eastAsia"/>
+        </w:rPr>
+        <w:t>神经网络</w:t>
+      </w:r>
+      <w:r>
+        <w:rPr>
+          <w:rFonts w:hint="eastAsia"/>
+        </w:rPr>
+        <w:t xml:space="preserve"> vs </w:t>
+      </w:r>
+      <w:r>
+        <w:rPr>
+          <w:rFonts w:hint="eastAsia"/>
+        </w:rPr>
+        <w:t>深度学习</w:t>
+      </w:r>
+    </w:p>
+    <w:p>
+      <w:pPr>
+        <w:ind w:firstLine="420"/>
+        <w:rPr>
+          <w:rFonts w:hint="eastAsia"/>
+        </w:rPr>
+      </w:pPr>
+      <w:r>
+        <w:rPr>
+          <w:rFonts w:hint="eastAsia"/>
+        </w:rPr>
+        <w:t>神经网络（</w:t>
+      </w:r>
+      <w:r>
+        <w:rPr>
+          <w:rFonts w:hint="eastAsia"/>
+        </w:rPr>
+        <w:t>ANN</w:t>
+      </w:r>
+      <w:r>
+        <w:rPr>
+          <w:rFonts w:hint="eastAsia"/>
+        </w:rPr>
+        <w:t>）</w:t>
+      </w:r>
+      <w:proofErr w:type="gramStart"/>
+      <w:r>
+        <w:rPr>
+          <w:rFonts w:hint="eastAsia"/>
+        </w:rPr>
+        <w:t>是父集基础</w:t>
+      </w:r>
+      <w:proofErr w:type="gramEnd"/>
+      <w:r>
+        <w:rPr>
+          <w:rFonts w:hint="eastAsia"/>
+        </w:rPr>
+        <w:t>，深度学习是神经网络的进阶子集</w:t>
+      </w:r>
+      <w:r>
+        <w:rPr>
+          <w:rFonts w:hint="eastAsia"/>
+        </w:rPr>
+        <w:t>。</w:t>
+      </w:r>
+    </w:p>
+    <w:p>
+      <w:pPr>
+        <w:ind w:firstLine="420"/>
+        <w:rPr>
+          <w:rFonts w:hint="eastAsia"/>
+          <w:b/>
+          <w:bCs/>
+        </w:rPr>
+      </w:pPr>
+      <w:r>
+        <w:rPr>
+          <w:rFonts w:hint="eastAsia"/>
+          <w:b/>
+          <w:bCs/>
+        </w:rPr>
+        <w:t>1</w:t>
+      </w:r>
+      <w:r>
+        <w:rPr>
+          <w:rFonts w:hint="eastAsia"/>
+          <w:b/>
+          <w:bCs/>
+        </w:rPr>
+        <w:t>、</w:t>
+      </w:r>
+      <w:r>
+        <w:rPr>
+          <w:rFonts w:hint="eastAsia"/>
+          <w:b/>
+          <w:bCs/>
+        </w:rPr>
+        <w:t>神经网络（</w:t>
+      </w:r>
+      <w:r>
+        <w:rPr>
+          <w:rFonts w:hint="eastAsia"/>
+          <w:b/>
+          <w:bCs/>
+        </w:rPr>
+        <w:t>Neural Network, NN / ANN</w:t>
+      </w:r>
+      <w:r>
+        <w:rPr>
+          <w:rFonts w:hint="eastAsia"/>
+          <w:b/>
+          <w:bCs/>
+        </w:rPr>
+        <w:t>）</w:t>
+      </w:r>
+    </w:p>
+    <w:p>
+      <w:pPr>
+        <w:ind w:firstLine="420"/>
+        <w:rPr>
+          <w:rFonts w:hint="eastAsia"/>
+          <w:b/>
+          <w:bCs/>
+        </w:rPr>
+      </w:pPr>
+      <w:r>
+        <w:rPr>
+          <w:rFonts w:hint="eastAsia"/>
+          <w:b/>
+          <w:bCs/>
+        </w:rPr>
+        <w:t>基础定义</w:t>
+      </w:r>
+      <w:r>
+        <w:rPr>
+          <w:rFonts w:hint="eastAsia"/>
+          <w:b/>
+          <w:bCs/>
+        </w:rPr>
+        <w:t>：</w:t>
+      </w:r>
+    </w:p>
+    <w:p>
+      <w:pPr>
+        <w:ind w:firstLine="420"/>
+        <w:rPr>
+          <w:rFonts w:hint="eastAsia"/>
+        </w:rPr>
+      </w:pPr>
+      <w:r>
+        <w:rPr>
+          <w:rFonts w:hint="eastAsia"/>
+        </w:rPr>
+        <w:t>模拟人脑神经元结构搭建的数学模型，</w:t>
+      </w:r>
+      <w:proofErr w:type="gramStart"/>
+      <w:r>
+        <w:rPr>
+          <w:rFonts w:hint="eastAsia"/>
+        </w:rPr>
+        <w:t>最</w:t>
+      </w:r>
+      <w:proofErr w:type="gramEnd"/>
+      <w:r>
+        <w:rPr>
+          <w:rFonts w:hint="eastAsia"/>
+        </w:rPr>
+        <w:t>基础单元是人工神经元，通过层与层之间的权重连接，拟合输入到输出的映射。</w:t>
+      </w:r>
+    </w:p>
+    <w:p>
+      <w:pPr>
+        <w:ind w:firstLine="420"/>
+        <w:rPr>
+          <w:rFonts w:hint="eastAsia"/>
+        </w:rPr>
+      </w:pPr>
+      <w:r>
+        <w:rPr>
+          <w:rFonts w:hint="eastAsia"/>
+        </w:rPr>
+        <w:t>它的基础原型是</w:t>
+      </w:r>
+      <w:r>
+        <w:rPr>
+          <w:rFonts w:hint="eastAsia"/>
+          <w:color w:val="EE0000"/>
+        </w:rPr>
+        <w:t>感知器</w:t>
+      </w:r>
+      <w:r>
+        <w:rPr>
+          <w:rFonts w:hint="eastAsia"/>
+        </w:rPr>
+        <w:t>（单层神经网络）。</w:t>
+      </w:r>
+    </w:p>
+    <w:p>
+      <w:pPr>
+        <w:ind w:firstLine="420"/>
+        <w:rPr>
+          <w:rFonts w:hint="eastAsia"/>
+          <w:b/>
+          <w:bCs/>
+        </w:rPr>
+      </w:pPr>
+      <w:r>
+        <w:rPr>
+          <w:rFonts w:hint="eastAsia"/>
+          <w:b/>
+          <w:bCs/>
+        </w:rPr>
+        <w:t>结构构成</w:t>
+      </w:r>
+      <w:r>
+        <w:rPr>
+          <w:rFonts w:hint="eastAsia"/>
+          <w:b/>
+          <w:bCs/>
+        </w:rPr>
+        <w:t>：</w:t>
+      </w:r>
+    </w:p>
+    <w:p>
+      <w:pPr>
+        <w:ind w:firstLine="420"/>
+        <w:rPr>
+          <w:rFonts w:hint="eastAsia"/>
+        </w:rPr>
+      </w:pPr>
+      <w:r>
+        <w:rPr>
+          <w:rFonts w:hint="eastAsia"/>
+        </w:rPr>
+        <w:t>只要满足「</w:t>
+      </w:r>
+      <w:r>
+        <w:rPr>
+          <w:rFonts w:hint="eastAsia"/>
+          <w:color w:val="EE0000"/>
+        </w:rPr>
+        <w:t>输入层</w:t>
+      </w:r>
+      <w:r>
+        <w:rPr>
+          <w:rFonts w:hint="eastAsia"/>
+          <w:color w:val="EE0000"/>
+        </w:rPr>
+        <w:t xml:space="preserve"> + </w:t>
+      </w:r>
+      <w:r>
+        <w:rPr>
+          <w:rFonts w:hint="eastAsia"/>
+          <w:color w:val="EE0000"/>
+        </w:rPr>
+        <w:t>神经元连接</w:t>
+      </w:r>
+      <w:r>
+        <w:rPr>
+          <w:rFonts w:hint="eastAsia"/>
+          <w:color w:val="EE0000"/>
+        </w:rPr>
+        <w:t xml:space="preserve"> + </w:t>
+      </w:r>
+      <w:r>
+        <w:rPr>
+          <w:rFonts w:hint="eastAsia"/>
+          <w:color w:val="EE0000"/>
+        </w:rPr>
+        <w:t>激活函数</w:t>
+      </w:r>
+      <w:r>
+        <w:rPr>
+          <w:rFonts w:hint="eastAsia"/>
+        </w:rPr>
+        <w:t>」都叫神经网络，</w:t>
+      </w:r>
+      <w:r>
+        <w:rPr>
+          <w:rFonts w:hint="eastAsia"/>
+          <w:color w:val="EE0000"/>
+        </w:rPr>
+        <w:t>不限制层数</w:t>
+      </w:r>
+      <w:r>
+        <w:rPr>
+          <w:rFonts w:hint="eastAsia"/>
+        </w:rPr>
+        <w:t>：</w:t>
+      </w:r>
+    </w:p>
+    <w:p>
+      <w:pPr>
+        <w:ind w:firstLine="420"/>
+        <w:rPr>
+          <w:rFonts w:hint="eastAsia"/>
+        </w:rPr>
+      </w:pPr>
+      <w:r>
+        <w:rPr>
+          <w:rFonts w:hint="eastAsia"/>
+        </w:rPr>
+        <w:t xml:space="preserve">- </w:t>
+      </w:r>
+      <w:r>
+        <w:rPr>
+          <w:rFonts w:hint="eastAsia"/>
+        </w:rPr>
+        <w:t>单层神经网络：感知器（只有输入层</w:t>
+      </w:r>
+      <w:r>
+        <w:rPr>
+          <w:rFonts w:hint="eastAsia"/>
+        </w:rPr>
+        <w:t>+</w:t>
+      </w:r>
+      <w:r>
+        <w:rPr>
+          <w:rFonts w:hint="eastAsia"/>
+        </w:rPr>
+        <w:t>输出层，无隐藏层）</w:t>
+      </w:r>
+    </w:p>
+    <w:p>
+      <w:pPr>
+        <w:ind w:firstLine="420"/>
+        <w:rPr>
+          <w:rFonts w:hint="eastAsia"/>
+        </w:rPr>
+      </w:pPr>
+      <w:r>
+        <w:rPr>
+          <w:rFonts w:hint="eastAsia"/>
+        </w:rPr>
+        <w:t xml:space="preserve">- </w:t>
+      </w:r>
+      <w:r>
+        <w:rPr>
+          <w:rFonts w:hint="eastAsia"/>
+        </w:rPr>
+        <w:t>浅层神经网络：</w:t>
+      </w:r>
+      <w:r>
+        <w:rPr>
+          <w:rFonts w:hint="eastAsia"/>
+          <w:color w:val="EE0000"/>
+        </w:rPr>
+        <w:t>输入层</w:t>
+      </w:r>
+      <w:r>
+        <w:rPr>
+          <w:rFonts w:hint="eastAsia"/>
+          <w:color w:val="EE0000"/>
+        </w:rPr>
+        <w:t xml:space="preserve"> + </w:t>
+      </w:r>
+      <w:r>
+        <w:rPr>
+          <w:rFonts w:hint="eastAsia"/>
+          <w:color w:val="EE0000"/>
+        </w:rPr>
+        <w:t>少量隐藏层（</w:t>
+      </w:r>
+      <w:r>
+        <w:rPr>
+          <w:rFonts w:hint="eastAsia"/>
+          <w:color w:val="EE0000"/>
+        </w:rPr>
+        <w:t>1~2</w:t>
+      </w:r>
+      <w:r>
+        <w:rPr>
+          <w:rFonts w:hint="eastAsia"/>
+          <w:color w:val="EE0000"/>
+        </w:rPr>
+        <w:t>层）</w:t>
+      </w:r>
+      <w:r>
+        <w:rPr>
+          <w:rFonts w:hint="eastAsia"/>
+          <w:color w:val="EE0000"/>
+        </w:rPr>
+        <w:t xml:space="preserve"> + </w:t>
+      </w:r>
+      <w:r>
+        <w:rPr>
+          <w:rFonts w:hint="eastAsia"/>
+          <w:color w:val="EE0000"/>
+        </w:rPr>
+        <w:t>输出层</w:t>
+      </w:r>
+      <w:r>
+        <w:rPr>
+          <w:rFonts w:hint="eastAsia"/>
+        </w:rPr>
+        <w:t>，就是早期传统神经网络</w:t>
+      </w:r>
+      <w:r>
+        <w:rPr>
+          <w:rFonts w:hint="eastAsia"/>
+        </w:rPr>
+        <w:t xml:space="preserve"> MLP</w:t>
+      </w:r>
+    </w:p>
+    <w:p>
+      <w:pPr>
+        <w:ind w:firstLine="420"/>
+        <w:rPr>
+          <w:rFonts w:hint="eastAsia"/>
+          <w:b/>
+          <w:bCs/>
+        </w:rPr>
+      </w:pPr>
+      <w:r>
+        <w:rPr>
+          <w:rFonts w:hint="eastAsia"/>
+          <w:b/>
+          <w:bCs/>
+        </w:rPr>
+        <w:t>特点</w:t>
+      </w:r>
+      <w:r>
+        <w:rPr>
+          <w:rFonts w:hint="eastAsia"/>
+          <w:b/>
+          <w:bCs/>
+        </w:rPr>
+        <w:t>：</w:t>
+      </w:r>
+    </w:p>
+    <w:p>
+      <w:pPr>
+        <w:ind w:firstLine="420"/>
+        <w:rPr>
+          <w:rFonts w:hint="eastAsia"/>
+        </w:rPr>
+      </w:pPr>
+      <w:r>
+        <w:rPr>
+          <w:rFonts w:hint="eastAsia"/>
+        </w:rPr>
+        <w:t xml:space="preserve">- </w:t>
+      </w:r>
+      <w:r>
+        <w:rPr>
+          <w:rFonts w:hint="eastAsia"/>
+        </w:rPr>
+        <w:t>诞生很早（上世纪</w:t>
+      </w:r>
+      <w:r>
+        <w:rPr>
+          <w:rFonts w:hint="eastAsia"/>
+        </w:rPr>
+        <w:t>50-80</w:t>
+      </w:r>
+      <w:r>
+        <w:rPr>
+          <w:rFonts w:hint="eastAsia"/>
+        </w:rPr>
+        <w:t>年代）</w:t>
+      </w:r>
+    </w:p>
+    <w:p>
+      <w:pPr>
+        <w:ind w:firstLine="420"/>
+        <w:rPr>
+          <w:rFonts w:hint="eastAsia"/>
+        </w:rPr>
+      </w:pPr>
+      <w:r>
+        <w:rPr>
+          <w:rFonts w:hint="eastAsia"/>
+        </w:rPr>
+        <w:t xml:space="preserve">- </w:t>
+      </w:r>
+      <w:r>
+        <w:rPr>
+          <w:rFonts w:hint="eastAsia"/>
+        </w:rPr>
+        <w:t>层数少、参数少、拟合能力有限，只能学习简单特征</w:t>
+      </w:r>
+    </w:p>
+    <w:p>
+      <w:pPr>
+        <w:ind w:firstLine="420"/>
+        <w:rPr>
+          <w:rFonts w:hint="eastAsia"/>
+        </w:rPr>
+      </w:pPr>
+      <w:r>
+        <w:rPr>
+          <w:rFonts w:hint="eastAsia"/>
+        </w:rPr>
+        <w:t xml:space="preserve">- </w:t>
+      </w:r>
+      <w:r>
+        <w:rPr>
+          <w:rFonts w:hint="eastAsia"/>
+        </w:rPr>
+        <w:t>属于</w:t>
+      </w:r>
+      <w:r>
+        <w:rPr>
+          <w:rFonts w:hint="eastAsia"/>
+          <w:color w:val="EE0000"/>
+        </w:rPr>
+        <w:t>传统机器学习的延伸算法</w:t>
+      </w:r>
+      <w:r>
+        <w:rPr>
+          <w:rFonts w:hint="eastAsia"/>
+        </w:rPr>
+        <w:t>，是深度学习的「祖宗原型」</w:t>
+      </w:r>
+    </w:p>
+    <w:p>
+      <w:pPr>
+        <w:ind w:firstLine="420"/>
+        <w:rPr>
+          <w:rFonts w:hint="eastAsia"/>
+          <w:b/>
+          <w:bCs/>
+        </w:rPr>
+      </w:pPr>
+      <w:r>
+        <w:rPr>
+          <w:rFonts w:hint="eastAsia"/>
+          <w:b/>
+          <w:bCs/>
+        </w:rPr>
+        <w:t>2</w:t>
+      </w:r>
+      <w:r>
+        <w:rPr>
+          <w:rFonts w:hint="eastAsia"/>
+          <w:b/>
+          <w:bCs/>
+        </w:rPr>
+        <w:t>、</w:t>
+      </w:r>
+      <w:r>
+        <w:rPr>
+          <w:rFonts w:hint="eastAsia"/>
+          <w:b/>
+          <w:bCs/>
+        </w:rPr>
+        <w:t>深度学习（</w:t>
+      </w:r>
+      <w:r>
+        <w:rPr>
+          <w:rFonts w:hint="eastAsia"/>
+          <w:b/>
+          <w:bCs/>
+        </w:rPr>
+        <w:t>Deep Learning, DL</w:t>
+      </w:r>
+      <w:r>
+        <w:rPr>
+          <w:rFonts w:hint="eastAsia"/>
+          <w:b/>
+          <w:bCs/>
+        </w:rPr>
+        <w:t>）</w:t>
+      </w:r>
+    </w:p>
+    <w:p>
+      <w:pPr>
+        <w:ind w:firstLine="420"/>
+        <w:rPr>
+          <w:rFonts w:hint="eastAsia"/>
+          <w:b/>
+          <w:bCs/>
+        </w:rPr>
+      </w:pPr>
+      <w:r>
+        <w:rPr>
+          <w:rFonts w:hint="eastAsia"/>
+          <w:b/>
+          <w:bCs/>
+        </w:rPr>
+        <w:t>基础定义</w:t>
+      </w:r>
+      <w:r>
+        <w:rPr>
+          <w:rFonts w:hint="eastAsia"/>
+          <w:b/>
+          <w:bCs/>
+        </w:rPr>
+        <w:t>：</w:t>
+      </w:r>
+    </w:p>
+    <w:p>
+      <w:pPr>
+        <w:ind w:firstLine="420"/>
+        <w:rPr>
+          <w:rFonts w:hint="eastAsia"/>
+        </w:rPr>
+      </w:pPr>
+      <w:r>
+        <w:rPr>
+          <w:rFonts w:hint="eastAsia"/>
+        </w:rPr>
+        <w:t>深度学习</w:t>
+      </w:r>
+      <w:r>
+        <w:rPr>
+          <w:rFonts w:hint="eastAsia"/>
+        </w:rPr>
+        <w:t xml:space="preserve"> = </w:t>
+      </w:r>
+      <w:r>
+        <w:rPr>
+          <w:rFonts w:hint="eastAsia"/>
+        </w:rPr>
+        <w:t>拥有</w:t>
+      </w:r>
+      <w:r>
+        <w:rPr>
+          <w:rFonts w:hint="eastAsia"/>
+          <w:color w:val="EE0000"/>
+        </w:rPr>
+        <w:t>大量（多层）隐藏层</w:t>
+      </w:r>
+      <w:r>
+        <w:rPr>
+          <w:rFonts w:hint="eastAsia"/>
+        </w:rPr>
+        <w:t>的深度神经网络。</w:t>
+      </w:r>
+    </w:p>
+    <w:p>
+      <w:pPr>
+        <w:ind w:firstLine="420"/>
+        <w:rPr>
+          <w:rFonts w:hint="eastAsia"/>
+        </w:rPr>
+      </w:pPr>
+      <w:r>
+        <w:rPr>
+          <w:rFonts w:hint="eastAsia"/>
+        </w:rPr>
+        <w:t>它不是一个全新算法，</w:t>
+      </w:r>
+      <w:r>
+        <w:rPr>
+          <w:rFonts w:hint="eastAsia"/>
+          <w:color w:val="EE0000"/>
+        </w:rPr>
+        <w:t>就是神经网络本身加了层数、加深了结构</w:t>
+      </w:r>
+      <w:r>
+        <w:rPr>
+          <w:rFonts w:hint="eastAsia"/>
+        </w:rPr>
+        <w:t>。</w:t>
+      </w:r>
+    </w:p>
+    <w:p>
+      <w:pPr>
+        <w:ind w:firstLine="420"/>
+        <w:rPr>
+          <w:rFonts w:hint="eastAsia"/>
+        </w:rPr>
+      </w:pPr>
+      <w:r>
+        <w:rPr>
+          <w:rFonts w:hint="eastAsia"/>
+        </w:rPr>
+        <w:t>Hinton</w:t>
+      </w:r>
+      <w:r>
+        <w:rPr>
+          <w:rFonts w:hint="eastAsia"/>
+        </w:rPr>
+        <w:t>在</w:t>
+      </w:r>
+      <w:r>
+        <w:rPr>
+          <w:rFonts w:hint="eastAsia"/>
+        </w:rPr>
+        <w:t>2006</w:t>
+      </w:r>
+      <w:r>
+        <w:rPr>
+          <w:rFonts w:hint="eastAsia"/>
+        </w:rPr>
+        <w:t>年正式定义：</w:t>
+      </w:r>
+      <w:r>
+        <w:rPr>
+          <w:rFonts w:hint="eastAsia"/>
+          <w:color w:val="EE0000"/>
+        </w:rPr>
+        <w:t>隐藏</w:t>
+      </w:r>
+      <w:proofErr w:type="gramStart"/>
+      <w:r>
+        <w:rPr>
+          <w:rFonts w:hint="eastAsia"/>
+          <w:color w:val="EE0000"/>
+        </w:rPr>
+        <w:t>层数量</w:t>
+      </w:r>
+      <w:proofErr w:type="gramEnd"/>
+      <w:r>
+        <w:rPr>
+          <w:rFonts w:hint="eastAsia"/>
+          <w:color w:val="EE0000"/>
+        </w:rPr>
+        <w:t xml:space="preserve"> </w:t>
+      </w:r>
+      <w:r>
+        <w:rPr>
+          <w:rFonts w:hint="eastAsia"/>
+          <w:color w:val="EE0000"/>
+        </w:rPr>
+        <w:t>≥</w:t>
+      </w:r>
+      <w:r>
+        <w:rPr>
+          <w:rFonts w:hint="eastAsia"/>
+          <w:color w:val="EE0000"/>
+        </w:rPr>
+        <w:t xml:space="preserve"> </w:t>
+      </w:r>
+      <w:r>
+        <w:rPr>
+          <w:rFonts w:hint="eastAsia"/>
+          <w:color w:val="EE0000"/>
+        </w:rPr>
+        <w:t>多层（通常≥</w:t>
+      </w:r>
+      <w:r>
+        <w:rPr>
+          <w:rFonts w:hint="eastAsia"/>
+          <w:color w:val="EE0000"/>
+        </w:rPr>
+        <w:t>3</w:t>
+      </w:r>
+      <w:r>
+        <w:rPr>
+          <w:rFonts w:hint="eastAsia"/>
+          <w:color w:val="EE0000"/>
+        </w:rPr>
+        <w:t>层隐藏层）的神经网络，就叫深度学习</w:t>
+      </w:r>
+      <w:r>
+        <w:rPr>
+          <w:rFonts w:hint="eastAsia"/>
+        </w:rPr>
+        <w:t>。</w:t>
+      </w:r>
+    </w:p>
+    <w:p>
+      <w:pPr>
+        <w:ind w:firstLine="420"/>
+        <w:rPr>
+          <w:rFonts w:hint="eastAsia"/>
+          <w:b/>
+          <w:bCs/>
+        </w:rPr>
+      </w:pPr>
+      <w:r>
+        <w:rPr>
+          <w:rFonts w:hint="eastAsia"/>
+          <w:b/>
+          <w:bCs/>
+        </w:rPr>
+        <w:t>特点</w:t>
+      </w:r>
+      <w:r>
+        <w:rPr>
+          <w:rFonts w:hint="eastAsia"/>
+          <w:b/>
+          <w:bCs/>
+        </w:rPr>
+        <w:t>：</w:t>
+      </w:r>
+    </w:p>
+    <w:p>
+      <w:pPr>
+        <w:ind w:firstLine="420"/>
+        <w:rPr>
+          <w:rFonts w:hint="eastAsia"/>
+        </w:rPr>
+      </w:pPr>
+      <w:r>
+        <w:rPr>
+          <w:rFonts w:hint="eastAsia"/>
+        </w:rPr>
+        <w:t xml:space="preserve">- </w:t>
+      </w:r>
+      <w:r>
+        <w:rPr>
+          <w:rFonts w:hint="eastAsia"/>
+          <w:color w:val="EE0000"/>
+        </w:rPr>
+        <w:t>隐藏层极多、网络极深、参数量巨大</w:t>
+      </w:r>
+    </w:p>
+    <w:p>
+      <w:pPr>
+        <w:ind w:firstLine="420"/>
+        <w:rPr>
+          <w:rFonts w:hint="eastAsia"/>
+        </w:rPr>
+      </w:pPr>
+      <w:r>
+        <w:rPr>
+          <w:rFonts w:hint="eastAsia"/>
+        </w:rPr>
+        <w:t xml:space="preserve">- </w:t>
+      </w:r>
+      <w:r>
+        <w:rPr>
+          <w:rFonts w:hint="eastAsia"/>
+        </w:rPr>
+        <w:t>可以自动从原始数据里</w:t>
+      </w:r>
+      <w:r>
+        <w:rPr>
+          <w:rFonts w:hint="eastAsia"/>
+          <w:color w:val="EE0000"/>
+        </w:rPr>
+        <w:t>逐层提取复杂抽象特征</w:t>
+      </w:r>
+      <w:r>
+        <w:rPr>
+          <w:rFonts w:hint="eastAsia"/>
+        </w:rPr>
+        <w:t>（底层边缘→中层纹理→高层语义）</w:t>
+      </w:r>
+    </w:p>
+    <w:p>
+      <w:pPr>
+        <w:ind w:firstLine="420"/>
+        <w:rPr>
+          <w:rFonts w:hint="eastAsia"/>
+        </w:rPr>
+      </w:pPr>
+      <w:r>
+        <w:rPr>
+          <w:rFonts w:hint="eastAsia"/>
+        </w:rPr>
+        <w:t xml:space="preserve">- </w:t>
+      </w:r>
+      <w:proofErr w:type="gramStart"/>
+      <w:r>
+        <w:rPr>
+          <w:rFonts w:hint="eastAsia"/>
+        </w:rPr>
+        <w:t>算力依赖</w:t>
+      </w:r>
+      <w:proofErr w:type="gramEnd"/>
+      <w:r>
+        <w:rPr>
+          <w:rFonts w:hint="eastAsia"/>
+        </w:rPr>
+        <w:t>大，需要大数据</w:t>
+      </w:r>
+      <w:r>
+        <w:rPr>
+          <w:rFonts w:hint="eastAsia"/>
+        </w:rPr>
+        <w:t>+GPU</w:t>
+      </w:r>
+      <w:r>
+        <w:rPr>
+          <w:rFonts w:hint="eastAsia"/>
+        </w:rPr>
+        <w:t>训练，是现在大模型、</w:t>
+      </w:r>
+      <w:r>
+        <w:rPr>
+          <w:rFonts w:hint="eastAsia"/>
+        </w:rPr>
+        <w:t>AI</w:t>
+      </w:r>
+      <w:r>
+        <w:rPr>
+          <w:rFonts w:hint="eastAsia"/>
+        </w:rPr>
+        <w:t>视觉</w:t>
+      </w:r>
+      <w:r>
+        <w:rPr>
+          <w:rFonts w:hint="eastAsia"/>
+        </w:rPr>
+        <w:t>/NLP</w:t>
+      </w:r>
+      <w:r>
+        <w:rPr>
+          <w:rFonts w:hint="eastAsia"/>
+        </w:rPr>
+        <w:t>的底层</w:t>
+      </w:r>
+      <w:r>
+        <w:rPr>
+          <w:rFonts w:hint="eastAsia"/>
+        </w:rPr>
+        <w:lastRenderedPageBreak/>
+        <w:t>底座</w:t>
+      </w:r>
+    </w:p>
     <w:p>
       <w:pPr>
         <w:pStyle w:val="1"/>
@@ -290,9 +1172,6 @@
     <w:p>
       <w:pPr>
         <w:pStyle w:val="2"/>
-        <w:rPr>
-          <w:rFonts w:hint="eastAsia"/>
-        </w:rPr>
       </w:pPr>
       <w:r>
         <w:rPr>
@@ -304,9 +1183,6 @@
     <w:p>
       <w:pPr>
         <w:ind w:firstLine="420"/>
-        <w:rPr>
-          <w:rFonts w:hint="eastAsia"/>
-        </w:rPr>
       </w:pPr>
       <w:r>
         <w:rPr>
@@ -433,19 +1309,10 @@
         <w:t xml:space="preserve">Sigmoid neurons </w:t>
       </w:r>
     </w:p>
-    <w:p>
-      <w:pPr>
-        <w:rPr>
-          <w:rFonts w:hint="eastAsia"/>
-        </w:rPr>
-      </w:pPr>
-    </w:p>
+    <w:p/>
     <w:p>
       <w:pPr>
         <w:pStyle w:val="2"/>
-        <w:rPr>
-          <w:rFonts w:hint="eastAsia"/>
-        </w:rPr>
       </w:pPr>
       <w:r>
         <w:rPr>
@@ -457,9 +1324,6 @@
     <w:p>
       <w:pPr>
         <w:ind w:firstLine="420"/>
-        <w:rPr>
-          <w:rFonts w:hint="eastAsia"/>
-        </w:rPr>
       </w:pPr>
       <w:r>
         <w:rPr>
@@ -533,23 +1397,13 @@
     <w:p>
       <w:pPr>
         <w:ind w:firstLine="420"/>
-        <w:rPr>
-          <w:rFonts w:hint="eastAsia"/>
-        </w:rPr>
       </w:pPr>
       <w:r>
         <w:rPr>
           <w:rFonts w:hint="eastAsia"/>
           <w:color w:val="FF0000"/>
         </w:rPr>
-        <w:t>深度神经网路，</w:t>
-      </w:r>
-      <w:r>
-        <w:rPr>
-          <w:rFonts w:hint="eastAsia"/>
-          <w:color w:val="FF0000"/>
-        </w:rPr>
-        <w:t>特指全连接的神经元结构，并不包含卷积单元或是时间上的</w:t>
+        <w:t>深度神经网路，特指全连接的神经元结构，并不包含卷积单元或是时间上的</w:t>
       </w:r>
       <w:r>
         <w:rPr>
@@ -614,13 +1468,7 @@
         <w:t>。</w:t>
       </w:r>
     </w:p>
-    <w:p>
-      <w:pPr>
-        <w:rPr>
-          <w:rFonts w:hint="eastAsia"/>
-        </w:rPr>
-      </w:pPr>
-    </w:p>
+    <w:p/>
     <w:p>
       <w:pPr>
         <w:pStyle w:val="3"/>
@@ -635,9 +1483,6 @@
     <w:p>
       <w:pPr>
         <w:ind w:firstLine="420"/>
-        <w:rPr>
-          <w:rFonts w:hint="eastAsia"/>
-        </w:rPr>
       </w:pPr>
       <w:r>
         <w:rPr>
@@ -697,19 +1542,7 @@
         <w:rPr>
           <w:rFonts w:hint="eastAsia"/>
         </w:rPr>
-        <w:t>循环神经网络</w:t>
-      </w:r>
-      <w:r>
-        <w:rPr>
-          <w:rFonts w:hint="eastAsia"/>
-        </w:rPr>
-        <w:t>。</w:t>
-      </w:r>
-      <w:r>
-        <w:rPr>
-          <w:rFonts w:hint="eastAsia"/>
-        </w:rPr>
-        <w:t>训练样本输入是连续的序列，且序列的长短不一，比如基于时间的序列：一段连续的语音，一段连续的手写文字。这些序列比较长，且长度不一，比较难直接的拆分成一个个独立的样本来通过</w:t>
+        <w:t>循环神经网络。训练样本输入是连续的序列，且序列的长短不一，比如基于时间的序列：一段连续的语音，一段连续的手写文字。这些序列比较长，且长度不一，比较难直接的拆分成一个个独立的样本来通过</w:t>
       </w:r>
       <w:r>
         <w:rPr>
@@ -727,9 +1560,6 @@
     <w:p>
       <w:pPr>
         <w:ind w:firstLine="420"/>
-        <w:rPr>
-          <w:rFonts w:hint="eastAsia"/>
-        </w:rPr>
       </w:pPr>
       <w:r>
         <w:rPr>
@@ -804,13 +1634,41 @@
         <w:rPr>
           <w:rFonts w:hint="eastAsia"/>
         </w:rPr>
-        <w:t>.....I speak fluent ____</w:t>
+        <w:t>.</w:t>
       </w:r>
       <w:proofErr w:type="gramStart"/>
       <w:r>
         <w:rPr>
           <w:rFonts w:hint="eastAsia"/>
         </w:rPr>
+        <w:t>....I</w:t>
+      </w:r>
+      <w:proofErr w:type="gramEnd"/>
+      <w:r>
+        <w:rPr>
+          <w:rFonts w:hint="eastAsia"/>
+        </w:rPr>
+        <w:t xml:space="preserve"> speak </w:t>
+      </w:r>
+      <w:proofErr w:type="gramStart"/>
+      <w:r>
+        <w:rPr>
+          <w:rFonts w:hint="eastAsia"/>
+        </w:rPr>
+        <w:t xml:space="preserve">fluent </w:t>
+      </w:r>
+      <w:proofErr w:type="gramEnd"/>
+      <w:r>
+        <w:rPr>
+          <w:rFonts w:hint="eastAsia"/>
+        </w:rPr>
+        <w:t>____</w:t>
+      </w:r>
+      <w:proofErr w:type="gramStart"/>
+      <w:r>
+        <w:rPr>
+          <w:rFonts w:hint="eastAsia"/>
+        </w:rPr>
         <w:t>_ .</w:t>
       </w:r>
       <w:proofErr w:type="gramEnd"/>
@@ -887,11 +1745,6 @@
       </w:r>
     </w:p>
     <w:p>
-      <w:pPr>
-        <w:rPr>
-          <w:rFonts w:hint="eastAsia"/>
-        </w:rPr>
-      </w:pPr>
       <w:r>
         <w:rPr>
           <w:noProof/>
@@ -966,7 +1819,6 @@
           <w:rFonts w:hint="eastAsia"/>
         </w:rPr>
       </w:pPr>
-      <w:bookmarkStart w:id="0" w:name="_GoBack"/>
       <w:r>
         <w:rPr>
           <w:noProof/>
@@ -1015,24 +1867,11 @@
           </wp:anchor>
         </w:drawing>
       </w:r>
-      <w:bookmarkEnd w:id="0"/>
-      <w:r>
-        <w:rPr>
-          <w:rFonts w:hint="eastAsia"/>
-        </w:rPr>
-        <w:t>卷积神经网络</w:t>
-      </w:r>
-      <w:r>
-        <w:rPr>
-          <w:rFonts w:hint="eastAsia"/>
-        </w:rPr>
-        <w:t>，</w:t>
-      </w:r>
-      <w:r>
-        <w:rPr>
-          <w:rFonts w:hint="eastAsia"/>
-        </w:rPr>
-        <w:t>是深度学习算法在图像处理领域的一个应用。</w:t>
+      <w:r>
+        <w:rPr>
+          <w:rFonts w:hint="eastAsia"/>
+        </w:rPr>
+        <w:t>卷积神经网络，是深度学习算法在图像处理领域的一个应用。</w:t>
       </w:r>
       <w:r>
         <w:rPr>
@@ -1047,8 +1886,6 @@
         <w:t>主要用来识别位移、缩放及其他形式扭曲不变性的二维图形。</w:t>
       </w:r>
     </w:p>
-    <w:p/>
-    <w:p/>
     <w:p>
       <w:pPr>
         <w:pStyle w:val="2"/>
@@ -1075,8 +1912,6 @@
         <w:t>）</w:t>
       </w:r>
     </w:p>
-    <w:p/>
-    <w:p/>
     <w:sectPr>
       <w:pgSz w:w="11906" w:h="16838"/>
       <w:pgMar w:top="1440" w:right="1800" w:bottom="1440" w:left="1800" w:header="851" w:footer="992" w:gutter="0"/>
@@ -1088,7 +1923,7 @@
 </file>
 
 <file path=word/styles.xml><?xml version="1.0" encoding="utf-8"?>
-<w:styles xmlns:mc="http://schemas.openxmlformats.org/markup-compatibility/2006" xmlns:r="http://schemas.openxmlformats.org/officeDocument/2006/relationships" xmlns:w="http://schemas.openxmlformats.org/wordprocessingml/2006/main" xmlns:w14="http://schemas.microsoft.com/office/word/2010/wordml" xmlns:w15="http://schemas.microsoft.com/office/word/2012/wordml" xmlns:w16se="http://schemas.microsoft.com/office/word/2015/wordml/symex" mc:Ignorable="w14 w15 w16se">
+<w:styles xmlns:mc="http://schemas.openxmlformats.org/markup-compatibility/2006" xmlns:r="http://schemas.openxmlformats.org/officeDocument/2006/relationships" xmlns:w="http://schemas.openxmlformats.org/wordprocessingml/2006/main" xmlns:w14="http://schemas.microsoft.com/office/word/2010/wordml" xmlns:w15="http://schemas.microsoft.com/office/word/2012/wordml" xmlns:w16cex="http://schemas.microsoft.com/office/word/2018/wordml/cex" xmlns:w16cid="http://schemas.microsoft.com/office/word/2016/wordml/cid" xmlns:w16="http://schemas.microsoft.com/office/word/2018/wordml" xmlns:w16du="http://schemas.microsoft.com/office/word/2023/wordml/word16du" xmlns:w16sdtdh="http://schemas.microsoft.com/office/word/2020/wordml/sdtdatahash" xmlns:w16sdtfl="http://schemas.microsoft.com/office/word/2024/wordml/sdtformatlock" xmlns:w16se="http://schemas.microsoft.com/office/word/2015/wordml/symex" mc:Ignorable="w14 w15 w16se w16cid w16 w16cex w16sdtdh w16sdtfl w16du">
   <w:docDefaults>
     <w:rPrDefault>
       <w:rPr>
@@ -1101,7 +1936,7 @@
     </w:rPrDefault>
     <w:pPrDefault/>
   </w:docDefaults>
-  <w:latentStyles w:defLockedState="0" w:defUIPriority="99" w:defSemiHidden="0" w:defUnhideWhenUsed="0" w:defQFormat="0" w:count="371">
+  <w:latentStyles w:defLockedState="0" w:defUIPriority="99" w:defSemiHidden="0" w:defUnhideWhenUsed="0" w:defQFormat="0" w:count="376">
     <w:lsdException w:name="Normal" w:uiPriority="0" w:qFormat="1"/>
     <w:lsdException w:name="heading 1" w:uiPriority="9" w:qFormat="1"/>
     <w:lsdException w:name="heading 2" w:semiHidden="1" w:uiPriority="0" w:unhideWhenUsed="1" w:qFormat="1"/>
@@ -1473,6 +2308,11 @@
     <w:lsdException w:name="List Table 5 Dark Accent 6" w:uiPriority="50"/>
     <w:lsdException w:name="List Table 6 Colorful Accent 6" w:uiPriority="51"/>
     <w:lsdException w:name="List Table 7 Colorful Accent 6" w:uiPriority="52"/>
+    <w:lsdException w:name="Mention" w:semiHidden="1" w:unhideWhenUsed="1"/>
+    <w:lsdException w:name="Smart Hyperlink" w:semiHidden="1" w:unhideWhenUsed="1"/>
+    <w:lsdException w:name="Hashtag" w:semiHidden="1" w:unhideWhenUsed="1"/>
+    <w:lsdException w:name="Unresolved Mention" w:semiHidden="1" w:unhideWhenUsed="1"/>
+    <w:lsdException w:name="Smart Link" w:semiHidden="1" w:unhideWhenUsed="1"/>
   </w:latentStyles>
   <w:style w:type="paragraph" w:default="1" w:styleId="a">
     <w:name w:val="Normal"/>

--- a/3. 深度学习/深度学习概述.docx
+++ b/3. 深度学习/深度学习概述.docx
@@ -10,7 +10,7 @@
         <w:rPr>
           <w:rFonts w:hint="eastAsia"/>
         </w:rPr>
-        <w:t>概述</w:t>
+        <w:t>背景</w:t>
       </w:r>
     </w:p>
     <w:p>
@@ -132,60 +132,18 @@
         <w:rPr>
           <w:rFonts w:hint="eastAsia"/>
         </w:rPr>
-        <w:t>输出函数对输入的非相关变化（位置的变化，方向变化，光照变化，语音的高音和低音变化）不敏感，而对类别敏感（如白狼和</w:t>
-      </w:r>
-      <w:proofErr w:type="gramStart"/>
-      <w:r>
-        <w:rPr>
-          <w:rFonts w:hint="eastAsia"/>
-        </w:rPr>
-        <w:t>萨</w:t>
-      </w:r>
-      <w:proofErr w:type="gramEnd"/>
-      <w:r>
-        <w:rPr>
-          <w:rFonts w:hint="eastAsia"/>
-        </w:rPr>
-        <w:t>摩耶犬）。</w:t>
-      </w:r>
-    </w:p>
-    <w:p>
-      <w:pPr>
-        <w:ind w:firstLine="420"/>
-      </w:pPr>
-      <w:r>
-        <w:rPr>
-          <w:rFonts w:hint="eastAsia"/>
-        </w:rPr>
-        <w:t>在像素级别，两张不同的姿态，不同环境下</w:t>
-      </w:r>
-      <w:proofErr w:type="gramStart"/>
-      <w:r>
-        <w:rPr>
-          <w:rFonts w:hint="eastAsia"/>
-        </w:rPr>
-        <w:t>萨摩耶犬的</w:t>
-      </w:r>
-      <w:proofErr w:type="gramEnd"/>
-      <w:r>
-        <w:rPr>
-          <w:rFonts w:hint="eastAsia"/>
-        </w:rPr>
-        <w:t>照片会有极大的不同，而同样的背景，同样位置的</w:t>
-      </w:r>
-      <w:proofErr w:type="gramStart"/>
-      <w:r>
-        <w:rPr>
-          <w:rFonts w:hint="eastAsia"/>
-        </w:rPr>
-        <w:t>萨摩耶犬和</w:t>
-      </w:r>
-      <w:proofErr w:type="gramEnd"/>
-      <w:r>
-        <w:rPr>
-          <w:rFonts w:hint="eastAsia"/>
-        </w:rPr>
-        <w:t>白狼的照片可能非常相似。对直接操作图像像素的线性分类器或者其他“浅层”分类器可能不容易区分后两张照片，同时将前两张放在同一类。这就是为什么浅层分类器需要好的特征提取器—有选择地产生图片中重要类别信息的表示，同时对无关信息如姿态具有不变性—</w:t>
+        <w:t>输出函数对输入的非相关变化（位置的变化，方向变化，光照变化，语音的高音和低音变化）不敏感，而对类别敏感（如白狼和萨摩耶犬）。</w:t>
+      </w:r>
+    </w:p>
+    <w:p>
+      <w:pPr>
+        <w:ind w:firstLine="420"/>
+      </w:pPr>
+      <w:r>
+        <w:rPr>
+          <w:rFonts w:hint="eastAsia"/>
+        </w:rPr>
+        <w:t>在像素级别，两张不同的姿态，不同环境下萨摩耶犬的照片会有极大的不同，而同样的背景，同样位置的萨摩耶犬和白狼的照片可能非常相似。对直接操作图像像素的线性分类器或者其他“浅层”分类器可能不容易区分后两张照片，同时将前两张放在同一类。这就是为什么浅层分类器需要好的特征提取器—有选择地产生图片中重要类别信息的表示，同时对无关信息如姿态具有不变性—</w:t>
       </w:r>
       <w:r>
         <w:rPr>
@@ -214,21 +172,7 @@
         <w:rPr>
           <w:rFonts w:hint="eastAsia"/>
         </w:rPr>
-        <w:t>为了让分类器更强大，可以使用广义非线性特征以及核函数方法。但广义特征（如高斯核函数）泛</w:t>
-      </w:r>
-      <w:proofErr w:type="gramStart"/>
-      <w:r>
-        <w:rPr>
-          <w:rFonts w:hint="eastAsia"/>
-        </w:rPr>
-        <w:t>华能力</w:t>
-      </w:r>
-      <w:proofErr w:type="gramEnd"/>
-      <w:r>
-        <w:rPr>
-          <w:rFonts w:hint="eastAsia"/>
-        </w:rPr>
-        <w:t>差，常规的方法是手动设计好的特征提取器，而这需要大量工程经验和领域专家才能完成。如果好的特征可以使用通过学习的方法自动学习得到，上述问题就可以避免，这是深度学习的核心优势。</w:t>
+        <w:t>为了让分类器更强大，可以使用广义非线性特征以及核函数方法。但广义特征（如高斯核函数）泛华能力差，常规的方法是手动设计好的特征提取器，而这需要大量工程经验和领域专家才能完成。如果好的特征可以使用通过学习的方法自动学习得到，上述问题就可以避免，这是深度学习的核心优势。</w:t>
       </w:r>
     </w:p>
     <w:p/>
@@ -253,71 +197,69 @@
     <w:p/>
     <w:p>
       <w:pPr>
-        <w:pStyle w:val="2"/>
-      </w:pPr>
-      <w:r>
-        <w:rPr>
-          <w:rFonts w:hint="eastAsia"/>
-        </w:rPr>
-        <w:t>神经网络</w:t>
-      </w:r>
-      <w:r>
-        <w:rPr>
-          <w:rFonts w:hint="eastAsia"/>
-        </w:rPr>
-        <w:t xml:space="preserve"> vs </w:t>
-      </w:r>
-      <w:r>
-        <w:rPr>
-          <w:rFonts w:hint="eastAsia"/>
-        </w:rPr>
-        <w:t>深度学习</w:t>
-      </w:r>
-    </w:p>
-    <w:p>
-      <w:pPr>
-        <w:ind w:firstLine="420"/>
-        <w:rPr>
-          <w:rFonts w:hint="eastAsia"/>
-        </w:rPr>
-      </w:pPr>
-      <w:r>
-        <w:rPr>
-          <w:rFonts w:hint="eastAsia"/>
-        </w:rPr>
-        <w:t>神经网络（</w:t>
-      </w:r>
-      <w:r>
-        <w:rPr>
-          <w:rFonts w:hint="eastAsia"/>
-        </w:rPr>
-        <w:t>ANN</w:t>
-      </w:r>
-      <w:r>
-        <w:rPr>
-          <w:rFonts w:hint="eastAsia"/>
-        </w:rPr>
-        <w:t>）</w:t>
-      </w:r>
-      <w:proofErr w:type="gramStart"/>
-      <w:r>
-        <w:rPr>
-          <w:rFonts w:hint="eastAsia"/>
-        </w:rPr>
-        <w:t>是父集基础</w:t>
-      </w:r>
-      <w:proofErr w:type="gramEnd"/>
-      <w:r>
-        <w:rPr>
-          <w:rFonts w:hint="eastAsia"/>
-        </w:rPr>
-        <w:t>，深度学习是神经网络的进阶子集</w:t>
-      </w:r>
-      <w:r>
-        <w:rPr>
-          <w:rFonts w:hint="eastAsia"/>
-        </w:rPr>
-        <w:t>。</w:t>
+        <w:pStyle w:val="1"/>
+      </w:pPr>
+      <w:r>
+        <w:rPr>
+          <w:rFonts w:hint="eastAsia"/>
+        </w:rPr>
+        <w:t>概述</w:t>
+      </w:r>
+    </w:p>
+    <w:p>
+      <w:pPr>
+        <w:ind w:firstLine="420"/>
+        <w:rPr>
+          <w:rFonts w:hint="eastAsia"/>
+        </w:rPr>
+      </w:pPr>
+      <w:r>
+        <w:rPr>
+          <w:rFonts w:hint="eastAsia"/>
+        </w:rPr>
+        <w:t>GAN = Generative Adversarial Network</w:t>
+      </w:r>
+      <w:r>
+        <w:rPr>
+          <w:rFonts w:hint="eastAsia"/>
+        </w:rPr>
+        <w:t>，生成对抗网络</w:t>
+      </w:r>
+      <w:r>
+        <w:rPr>
+          <w:rFonts w:hint="eastAsia"/>
+        </w:rPr>
+        <w:t>，</w:t>
+      </w:r>
+      <w:r>
+        <w:rPr>
+          <w:rFonts w:hint="eastAsia"/>
+        </w:rPr>
+        <w:t>由</w:t>
+      </w:r>
+      <w:r>
+        <w:rPr>
+          <w:rFonts w:hint="eastAsia"/>
+        </w:rPr>
+        <w:t xml:space="preserve"> Ian Goodfellow </w:t>
+      </w:r>
+      <w:r>
+        <w:rPr>
+          <w:rFonts w:hint="eastAsia"/>
+        </w:rPr>
+        <w:t>在</w:t>
+      </w:r>
+      <w:r>
+        <w:rPr>
+          <w:rFonts w:hint="eastAsia"/>
+        </w:rPr>
+        <w:t xml:space="preserve"> 2014</w:t>
+      </w:r>
+      <w:r>
+        <w:rPr>
+          <w:rFonts w:hint="eastAsia"/>
+        </w:rPr>
+        <w:t>年提出，是深度学习领域里程碑式的生成模型。</w:t>
       </w:r>
     </w:p>
     <w:p>
@@ -335,7 +277,7 @@
           <w:b/>
           <w:bCs/>
         </w:rPr>
-        <w:t>1</w:t>
+        <w:t>核心结构（双网络博弈架构）</w:t>
       </w:r>
       <w:r>
         <w:rPr>
@@ -343,49 +285,260 @@
           <w:b/>
           <w:bCs/>
         </w:rPr>
+        <w:t>：</w:t>
+      </w:r>
+    </w:p>
+    <w:p>
+      <w:pPr>
+        <w:ind w:firstLine="420"/>
+        <w:rPr>
+          <w:rFonts w:hint="eastAsia"/>
+        </w:rPr>
+      </w:pPr>
+      <w:r>
+        <w:rPr>
+          <w:rFonts w:hint="eastAsia"/>
+        </w:rPr>
+        <w:t>它天生由两个深度学习神经网络互相对抗组成：</w:t>
+      </w:r>
+    </w:p>
+    <w:p>
+      <w:pPr>
+        <w:ind w:firstLine="420"/>
+        <w:rPr>
+          <w:rFonts w:hint="eastAsia"/>
+        </w:rPr>
+      </w:pPr>
+      <w:r>
+        <w:rPr>
+          <w:rFonts w:hint="eastAsia"/>
+        </w:rPr>
+        <w:t>1</w:t>
+      </w:r>
+      <w:r>
+        <w:rPr>
+          <w:rFonts w:hint="eastAsia"/>
+        </w:rPr>
         <w:t>、</w:t>
       </w:r>
       <w:r>
+        <w:rPr>
+          <w:rFonts w:hint="eastAsia"/>
+        </w:rPr>
+        <w:t>生成器</w:t>
+      </w:r>
+      <w:r>
+        <w:rPr>
+          <w:rFonts w:hint="eastAsia"/>
+        </w:rPr>
+        <w:t xml:space="preserve"> Generator (G)</w:t>
+      </w:r>
+      <w:r>
+        <w:rPr>
+          <w:rFonts w:hint="eastAsia"/>
+        </w:rPr>
+        <w:t>：造假大师，学习真实数据的分布，凭空生成假数据（图片、音频、文本）</w:t>
+      </w:r>
+    </w:p>
+    <w:p>
+      <w:pPr>
+        <w:ind w:firstLine="420"/>
+        <w:rPr>
+          <w:rFonts w:hint="eastAsia"/>
+        </w:rPr>
+      </w:pPr>
+      <w:r>
+        <w:rPr>
+          <w:rFonts w:hint="eastAsia"/>
+        </w:rPr>
+        <w:t>2</w:t>
+      </w:r>
+      <w:r>
+        <w:rPr>
+          <w:rFonts w:hint="eastAsia"/>
+        </w:rPr>
+        <w:t>、</w:t>
+      </w:r>
+      <w:r>
+        <w:rPr>
+          <w:rFonts w:hint="eastAsia"/>
+        </w:rPr>
+        <w:t>判别器</w:t>
+      </w:r>
+      <w:r>
+        <w:rPr>
+          <w:rFonts w:hint="eastAsia"/>
+        </w:rPr>
+        <w:t xml:space="preserve"> Discriminator (D)</w:t>
+      </w:r>
+      <w:r>
+        <w:rPr>
+          <w:rFonts w:hint="eastAsia"/>
+        </w:rPr>
+        <w:t>：鉴假大师，二分类神经网络，判断输入数据是「真实数据」还是「生成器造的假数据」</w:t>
+      </w:r>
+    </w:p>
+    <w:p>
+      <w:pPr>
+        <w:ind w:firstLine="420"/>
         <w:rPr>
           <w:rFonts w:hint="eastAsia"/>
           <w:b/>
           <w:bCs/>
         </w:rPr>
-        <w:t>神经网络（</w:t>
-      </w:r>
+      </w:pPr>
       <w:r>
         <w:rPr>
           <w:rFonts w:hint="eastAsia"/>
           <w:b/>
           <w:bCs/>
         </w:rPr>
-        <w:t>Neural Network, NN / ANN</w:t>
-      </w:r>
-      <w:r>
-        <w:rPr>
-          <w:rFonts w:hint="eastAsia"/>
+        <w:t>训练核心逻辑：零和博弈对抗训练</w:t>
+      </w:r>
+    </w:p>
+    <w:p>
+      <w:pPr>
+        <w:ind w:firstLine="420"/>
+        <w:rPr>
+          <w:rFonts w:hint="eastAsia"/>
+        </w:rPr>
+      </w:pPr>
+      <w:r>
+        <w:rPr>
+          <w:rFonts w:hint="eastAsia"/>
+        </w:rPr>
+        <w:t>两个网络互相内卷、共同进化：</w:t>
+      </w:r>
+    </w:p>
+    <w:p>
+      <w:pPr>
+        <w:ind w:firstLine="420"/>
+        <w:rPr>
+          <w:rFonts w:hint="eastAsia"/>
+        </w:rPr>
+      </w:pPr>
+      <w:r>
+        <w:rPr>
+          <w:rFonts w:hint="eastAsia"/>
+        </w:rPr>
+        <w:t xml:space="preserve">- </w:t>
+      </w:r>
+      <w:r>
+        <w:rPr>
+          <w:rFonts w:hint="eastAsia"/>
+        </w:rPr>
+        <w:t>生成器拼命造假，骗过判别器</w:t>
+      </w:r>
+    </w:p>
+    <w:p>
+      <w:pPr>
+        <w:ind w:firstLine="420"/>
+        <w:rPr>
+          <w:rFonts w:hint="eastAsia"/>
+        </w:rPr>
+      </w:pPr>
+      <w:r>
+        <w:rPr>
+          <w:rFonts w:hint="eastAsia"/>
+        </w:rPr>
+        <w:t xml:space="preserve">- </w:t>
+      </w:r>
+      <w:r>
+        <w:rPr>
+          <w:rFonts w:hint="eastAsia"/>
+        </w:rPr>
+        <w:t>判别器拼命提升眼力，区分真假</w:t>
+      </w:r>
+    </w:p>
+    <w:p>
+      <w:pPr>
+        <w:ind w:firstLine="420"/>
+        <w:rPr>
+          <w:rFonts w:hint="eastAsia"/>
+        </w:rPr>
+      </w:pPr>
+      <w:r>
+        <w:rPr>
+          <w:rFonts w:hint="eastAsia"/>
+        </w:rPr>
+        <w:t xml:space="preserve">- </w:t>
+      </w:r>
+      <w:r>
+        <w:rPr>
+          <w:rFonts w:hint="eastAsia"/>
+        </w:rPr>
+        <w:t>最终平衡点：生成器能造出和真实数据几乎一模一样的数据，判别器无法分辨真假</w:t>
+      </w:r>
+    </w:p>
+    <w:p>
+      <w:pPr>
+        <w:pStyle w:val="2"/>
+      </w:pPr>
+      <w:r>
+        <w:rPr>
+          <w:rFonts w:hint="eastAsia"/>
+        </w:rPr>
+        <w:t>神经网络</w:t>
+      </w:r>
+      <w:r>
+        <w:rPr>
+          <w:rFonts w:hint="eastAsia"/>
+        </w:rPr>
+        <w:t xml:space="preserve"> vs </w:t>
+      </w:r>
+      <w:r>
+        <w:rPr>
+          <w:rFonts w:hint="eastAsia"/>
+        </w:rPr>
+        <w:t>深度学习</w:t>
+      </w:r>
+    </w:p>
+    <w:p>
+      <w:pPr>
+        <w:ind w:firstLine="420"/>
+      </w:pPr>
+      <w:r>
+        <w:rPr>
+          <w:rFonts w:hint="eastAsia"/>
+        </w:rPr>
+        <w:t>神经网络（</w:t>
+      </w:r>
+      <w:r>
+        <w:rPr>
+          <w:rFonts w:hint="eastAsia"/>
+        </w:rPr>
+        <w:t>ANN</w:t>
+      </w:r>
+      <w:r>
+        <w:rPr>
+          <w:rFonts w:hint="eastAsia"/>
+        </w:rPr>
+        <w:t>）是父集基础，深度学习是神经网络的进阶子集。</w:t>
+      </w:r>
+    </w:p>
+    <w:p>
+      <w:pPr>
+        <w:ind w:firstLine="420"/>
+        <w:rPr>
           <w:b/>
           <w:bCs/>
         </w:rPr>
-        <w:t>）</w:t>
-      </w:r>
-    </w:p>
-    <w:p>
-      <w:pPr>
-        <w:ind w:firstLine="420"/>
+      </w:pPr>
+      <w:r>
         <w:rPr>
           <w:rFonts w:hint="eastAsia"/>
           <w:b/>
           <w:bCs/>
         </w:rPr>
-      </w:pPr>
+        <w:t>1</w:t>
+      </w:r>
       <w:r>
         <w:rPr>
           <w:rFonts w:hint="eastAsia"/>
           <w:b/>
           <w:bCs/>
         </w:rPr>
-        <w:t>基础定义</w:t>
+        <w:t>、神经网络（</w:t>
       </w:r>
       <w:r>
         <w:rPr>
@@ -393,276 +546,73 @@
           <w:b/>
           <w:bCs/>
         </w:rPr>
-        <w:t>：</w:t>
-      </w:r>
-    </w:p>
-    <w:p>
-      <w:pPr>
-        <w:ind w:firstLine="420"/>
-        <w:rPr>
-          <w:rFonts w:hint="eastAsia"/>
-        </w:rPr>
-      </w:pPr>
-      <w:r>
-        <w:rPr>
-          <w:rFonts w:hint="eastAsia"/>
-        </w:rPr>
-        <w:t>模拟人脑神经元结构搭建的数学模型，</w:t>
-      </w:r>
-      <w:proofErr w:type="gramStart"/>
-      <w:r>
-        <w:rPr>
-          <w:rFonts w:hint="eastAsia"/>
-        </w:rPr>
-        <w:t>最</w:t>
-      </w:r>
-      <w:proofErr w:type="gramEnd"/>
-      <w:r>
-        <w:rPr>
-          <w:rFonts w:hint="eastAsia"/>
-        </w:rPr>
-        <w:t>基础单元是人工神经元，通过层与层之间的权重连接，拟合输入到输出的映射。</w:t>
-      </w:r>
-    </w:p>
-    <w:p>
-      <w:pPr>
-        <w:ind w:firstLine="420"/>
-        <w:rPr>
-          <w:rFonts w:hint="eastAsia"/>
-        </w:rPr>
-      </w:pPr>
-      <w:r>
-        <w:rPr>
-          <w:rFonts w:hint="eastAsia"/>
-        </w:rPr>
-        <w:t>它的基础原型是</w:t>
-      </w:r>
-      <w:r>
-        <w:rPr>
-          <w:rFonts w:hint="eastAsia"/>
-          <w:color w:val="EE0000"/>
-        </w:rPr>
-        <w:t>感知器</w:t>
-      </w:r>
-      <w:r>
-        <w:rPr>
-          <w:rFonts w:hint="eastAsia"/>
-        </w:rPr>
-        <w:t>（单层神经网络）。</w:t>
-      </w:r>
-    </w:p>
-    <w:p>
-      <w:pPr>
-        <w:ind w:firstLine="420"/>
+        <w:t>Neural Network, NN / ANN</w:t>
+      </w:r>
+      <w:r>
         <w:rPr>
           <w:rFonts w:hint="eastAsia"/>
           <w:b/>
           <w:bCs/>
         </w:rPr>
-      </w:pPr>
-      <w:r>
-        <w:rPr>
-          <w:rFonts w:hint="eastAsia"/>
+        <w:t>）</w:t>
+      </w:r>
+    </w:p>
+    <w:p>
+      <w:pPr>
+        <w:ind w:firstLine="420"/>
+        <w:rPr>
           <w:b/>
           <w:bCs/>
         </w:rPr>
-        <w:t>结构构成</w:t>
-      </w:r>
+      </w:pPr>
       <w:r>
         <w:rPr>
           <w:rFonts w:hint="eastAsia"/>
           <w:b/>
           <w:bCs/>
         </w:rPr>
-        <w:t>：</w:t>
-      </w:r>
-    </w:p>
-    <w:p>
-      <w:pPr>
-        <w:ind w:firstLine="420"/>
-        <w:rPr>
-          <w:rFonts w:hint="eastAsia"/>
-        </w:rPr>
-      </w:pPr>
-      <w:r>
-        <w:rPr>
-          <w:rFonts w:hint="eastAsia"/>
-        </w:rPr>
-        <w:t>只要满足「</w:t>
+        <w:t>基础定义：</w:t>
+      </w:r>
+    </w:p>
+    <w:p>
+      <w:pPr>
+        <w:ind w:firstLine="420"/>
+      </w:pPr>
+      <w:r>
+        <w:rPr>
+          <w:rFonts w:hint="eastAsia"/>
+        </w:rPr>
+        <w:t>模拟人脑神经元结构搭建的数学模型，最基础单元是人工神经元，通过层与层之间的权重连接，拟合输入到输出的映射。</w:t>
+      </w:r>
+    </w:p>
+    <w:p>
+      <w:pPr>
+        <w:ind w:firstLine="420"/>
+      </w:pPr>
+      <w:r>
+        <w:rPr>
+          <w:rFonts w:hint="eastAsia"/>
+        </w:rPr>
+        <w:t>它的基础原型是</w:t>
       </w:r>
       <w:r>
         <w:rPr>
           <w:rFonts w:hint="eastAsia"/>
           <w:color w:val="EE0000"/>
         </w:rPr>
-        <w:t>输入层</w:t>
-      </w:r>
-      <w:r>
-        <w:rPr>
-          <w:rFonts w:hint="eastAsia"/>
-          <w:color w:val="EE0000"/>
-        </w:rPr>
-        <w:t xml:space="preserve"> + </w:t>
-      </w:r>
-      <w:r>
-        <w:rPr>
-          <w:rFonts w:hint="eastAsia"/>
-          <w:color w:val="EE0000"/>
-        </w:rPr>
-        <w:t>神经元连接</w:t>
-      </w:r>
-      <w:r>
-        <w:rPr>
-          <w:rFonts w:hint="eastAsia"/>
-          <w:color w:val="EE0000"/>
-        </w:rPr>
-        <w:t xml:space="preserve"> + </w:t>
-      </w:r>
-      <w:r>
-        <w:rPr>
-          <w:rFonts w:hint="eastAsia"/>
-          <w:color w:val="EE0000"/>
-        </w:rPr>
-        <w:t>激活函数</w:t>
-      </w:r>
-      <w:r>
-        <w:rPr>
-          <w:rFonts w:hint="eastAsia"/>
-        </w:rPr>
-        <w:t>」都叫神经网络，</w:t>
-      </w:r>
-      <w:r>
-        <w:rPr>
-          <w:rFonts w:hint="eastAsia"/>
-          <w:color w:val="EE0000"/>
-        </w:rPr>
-        <w:t>不限制层数</w:t>
-      </w:r>
-      <w:r>
-        <w:rPr>
-          <w:rFonts w:hint="eastAsia"/>
-        </w:rPr>
-        <w:t>：</w:t>
-      </w:r>
-    </w:p>
-    <w:p>
-      <w:pPr>
-        <w:ind w:firstLine="420"/>
-        <w:rPr>
-          <w:rFonts w:hint="eastAsia"/>
-        </w:rPr>
-      </w:pPr>
-      <w:r>
-        <w:rPr>
-          <w:rFonts w:hint="eastAsia"/>
-        </w:rPr>
-        <w:t xml:space="preserve">- </w:t>
-      </w:r>
-      <w:r>
-        <w:rPr>
-          <w:rFonts w:hint="eastAsia"/>
-        </w:rPr>
-        <w:t>单层神经网络：感知器（只有输入层</w:t>
-      </w:r>
-      <w:r>
-        <w:rPr>
-          <w:rFonts w:hint="eastAsia"/>
-        </w:rPr>
-        <w:t>+</w:t>
-      </w:r>
-      <w:r>
-        <w:rPr>
-          <w:rFonts w:hint="eastAsia"/>
-        </w:rPr>
-        <w:t>输出层，无隐藏层）</w:t>
-      </w:r>
-    </w:p>
-    <w:p>
-      <w:pPr>
-        <w:ind w:firstLine="420"/>
-        <w:rPr>
-          <w:rFonts w:hint="eastAsia"/>
-        </w:rPr>
-      </w:pPr>
-      <w:r>
-        <w:rPr>
-          <w:rFonts w:hint="eastAsia"/>
-        </w:rPr>
-        <w:t xml:space="preserve">- </w:t>
-      </w:r>
-      <w:r>
-        <w:rPr>
-          <w:rFonts w:hint="eastAsia"/>
-        </w:rPr>
-        <w:t>浅层神经网络：</w:t>
-      </w:r>
-      <w:r>
-        <w:rPr>
-          <w:rFonts w:hint="eastAsia"/>
-          <w:color w:val="EE0000"/>
-        </w:rPr>
-        <w:t>输入层</w:t>
-      </w:r>
-      <w:r>
-        <w:rPr>
-          <w:rFonts w:hint="eastAsia"/>
-          <w:color w:val="EE0000"/>
-        </w:rPr>
-        <w:t xml:space="preserve"> + </w:t>
-      </w:r>
-      <w:r>
-        <w:rPr>
-          <w:rFonts w:hint="eastAsia"/>
-          <w:color w:val="EE0000"/>
-        </w:rPr>
-        <w:t>少量隐藏层（</w:t>
-      </w:r>
-      <w:r>
-        <w:rPr>
-          <w:rFonts w:hint="eastAsia"/>
-          <w:color w:val="EE0000"/>
-        </w:rPr>
-        <w:t>1~2</w:t>
-      </w:r>
-      <w:r>
-        <w:rPr>
-          <w:rFonts w:hint="eastAsia"/>
-          <w:color w:val="EE0000"/>
-        </w:rPr>
-        <w:t>层）</w:t>
-      </w:r>
-      <w:r>
-        <w:rPr>
-          <w:rFonts w:hint="eastAsia"/>
-          <w:color w:val="EE0000"/>
-        </w:rPr>
-        <w:t xml:space="preserve"> + </w:t>
-      </w:r>
-      <w:r>
-        <w:rPr>
-          <w:rFonts w:hint="eastAsia"/>
-          <w:color w:val="EE0000"/>
-        </w:rPr>
-        <w:t>输出层</w:t>
-      </w:r>
-      <w:r>
-        <w:rPr>
-          <w:rFonts w:hint="eastAsia"/>
-        </w:rPr>
-        <w:t>，就是早期传统神经网络</w:t>
-      </w:r>
-      <w:r>
-        <w:rPr>
-          <w:rFonts w:hint="eastAsia"/>
-        </w:rPr>
-        <w:t xml:space="preserve"> MLP</w:t>
-      </w:r>
-    </w:p>
-    <w:p>
-      <w:pPr>
-        <w:ind w:firstLine="420"/>
-        <w:rPr>
-          <w:rFonts w:hint="eastAsia"/>
+        <w:t>感知器</w:t>
+      </w:r>
+      <w:r>
+        <w:rPr>
+          <w:rFonts w:hint="eastAsia"/>
+        </w:rPr>
+        <w:t>（单层神经网络）。</w:t>
+      </w:r>
+    </w:p>
+    <w:p>
+      <w:pPr>
+        <w:ind w:firstLine="420"/>
+        <w:rPr>
           <w:b/>
           <w:bCs/>
         </w:rPr>
@@ -673,126 +623,290 @@
           <w:b/>
           <w:bCs/>
         </w:rPr>
-        <w:t>特点</w:t>
-      </w:r>
-      <w:r>
-        <w:rPr>
-          <w:rFonts w:hint="eastAsia"/>
+        <w:t>结构构成：</w:t>
+      </w:r>
+    </w:p>
+    <w:p>
+      <w:pPr>
+        <w:ind w:firstLine="420"/>
+      </w:pPr>
+      <w:r>
+        <w:rPr>
+          <w:rFonts w:hint="eastAsia"/>
+        </w:rPr>
+        <w:t>只要满足「</w:t>
+      </w:r>
+      <w:r>
+        <w:rPr>
+          <w:rFonts w:hint="eastAsia"/>
+          <w:color w:val="EE0000"/>
+        </w:rPr>
+        <w:t>输入层</w:t>
+      </w:r>
+      <w:r>
+        <w:rPr>
+          <w:rFonts w:hint="eastAsia"/>
+          <w:color w:val="EE0000"/>
+        </w:rPr>
+        <w:t xml:space="preserve"> + </w:t>
+      </w:r>
+      <w:r>
+        <w:rPr>
+          <w:rFonts w:hint="eastAsia"/>
+          <w:color w:val="EE0000"/>
+        </w:rPr>
+        <w:t>神经元连接</w:t>
+      </w:r>
+      <w:r>
+        <w:rPr>
+          <w:rFonts w:hint="eastAsia"/>
+          <w:color w:val="EE0000"/>
+        </w:rPr>
+        <w:t xml:space="preserve"> + </w:t>
+      </w:r>
+      <w:r>
+        <w:rPr>
+          <w:rFonts w:hint="eastAsia"/>
+          <w:color w:val="EE0000"/>
+        </w:rPr>
+        <w:t>激活函数</w:t>
+      </w:r>
+      <w:r>
+        <w:rPr>
+          <w:rFonts w:hint="eastAsia"/>
+        </w:rPr>
+        <w:t>」都叫神经网络，</w:t>
+      </w:r>
+      <w:r>
+        <w:rPr>
+          <w:rFonts w:hint="eastAsia"/>
+          <w:color w:val="EE0000"/>
+        </w:rPr>
+        <w:t>不限制层数</w:t>
+      </w:r>
+      <w:r>
+        <w:rPr>
+          <w:rFonts w:hint="eastAsia"/>
+        </w:rPr>
+        <w:t>：</w:t>
+      </w:r>
+    </w:p>
+    <w:p>
+      <w:pPr>
+        <w:ind w:firstLine="420"/>
+      </w:pPr>
+      <w:r>
+        <w:rPr>
+          <w:rFonts w:hint="eastAsia"/>
+        </w:rPr>
+        <w:t xml:space="preserve">- </w:t>
+      </w:r>
+      <w:r>
+        <w:rPr>
+          <w:rFonts w:hint="eastAsia"/>
+        </w:rPr>
+        <w:t>单层神经网络：感知器（只有输入层</w:t>
+      </w:r>
+      <w:r>
+        <w:rPr>
+          <w:rFonts w:hint="eastAsia"/>
+        </w:rPr>
+        <w:t>+</w:t>
+      </w:r>
+      <w:r>
+        <w:rPr>
+          <w:rFonts w:hint="eastAsia"/>
+        </w:rPr>
+        <w:t>输出层，无隐藏层）</w:t>
+      </w:r>
+    </w:p>
+    <w:p>
+      <w:pPr>
+        <w:ind w:firstLine="420"/>
+      </w:pPr>
+      <w:r>
+        <w:rPr>
+          <w:rFonts w:hint="eastAsia"/>
+        </w:rPr>
+        <w:t xml:space="preserve">- </w:t>
+      </w:r>
+      <w:r>
+        <w:rPr>
+          <w:rFonts w:hint="eastAsia"/>
+        </w:rPr>
+        <w:t>浅层神经网络：</w:t>
+      </w:r>
+      <w:r>
+        <w:rPr>
+          <w:rFonts w:hint="eastAsia"/>
+          <w:color w:val="EE0000"/>
+        </w:rPr>
+        <w:t>输入层</w:t>
+      </w:r>
+      <w:r>
+        <w:rPr>
+          <w:rFonts w:hint="eastAsia"/>
+          <w:color w:val="EE0000"/>
+        </w:rPr>
+        <w:t xml:space="preserve"> + </w:t>
+      </w:r>
+      <w:r>
+        <w:rPr>
+          <w:rFonts w:hint="eastAsia"/>
+          <w:color w:val="EE0000"/>
+        </w:rPr>
+        <w:t>少量隐藏层（</w:t>
+      </w:r>
+      <w:r>
+        <w:rPr>
+          <w:rFonts w:hint="eastAsia"/>
+          <w:color w:val="EE0000"/>
+        </w:rPr>
+        <w:t>1~2</w:t>
+      </w:r>
+      <w:r>
+        <w:rPr>
+          <w:rFonts w:hint="eastAsia"/>
+          <w:color w:val="EE0000"/>
+        </w:rPr>
+        <w:t>层）</w:t>
+      </w:r>
+      <w:r>
+        <w:rPr>
+          <w:rFonts w:hint="eastAsia"/>
+          <w:color w:val="EE0000"/>
+        </w:rPr>
+        <w:t xml:space="preserve"> + </w:t>
+      </w:r>
+      <w:r>
+        <w:rPr>
+          <w:rFonts w:hint="eastAsia"/>
+          <w:color w:val="EE0000"/>
+        </w:rPr>
+        <w:t>输出层</w:t>
+      </w:r>
+      <w:r>
+        <w:rPr>
+          <w:rFonts w:hint="eastAsia"/>
+        </w:rPr>
+        <w:t>，就是早期传统神经网络</w:t>
+      </w:r>
+      <w:r>
+        <w:rPr>
+          <w:rFonts w:hint="eastAsia"/>
+        </w:rPr>
+        <w:t xml:space="preserve"> MLP</w:t>
+      </w:r>
+    </w:p>
+    <w:p>
+      <w:pPr>
+        <w:ind w:firstLine="420"/>
+        <w:rPr>
           <w:b/>
           <w:bCs/>
         </w:rPr>
-        <w:t>：</w:t>
-      </w:r>
-    </w:p>
-    <w:p>
-      <w:pPr>
-        <w:ind w:firstLine="420"/>
-        <w:rPr>
-          <w:rFonts w:hint="eastAsia"/>
-        </w:rPr>
-      </w:pPr>
-      <w:r>
-        <w:rPr>
-          <w:rFonts w:hint="eastAsia"/>
-        </w:rPr>
-        <w:t xml:space="preserve">- </w:t>
-      </w:r>
-      <w:r>
-        <w:rPr>
-          <w:rFonts w:hint="eastAsia"/>
-        </w:rPr>
-        <w:t>诞生很早（上世纪</w:t>
-      </w:r>
-      <w:r>
-        <w:rPr>
-          <w:rFonts w:hint="eastAsia"/>
-        </w:rPr>
-        <w:t>50-80</w:t>
-      </w:r>
-      <w:r>
-        <w:rPr>
-          <w:rFonts w:hint="eastAsia"/>
-        </w:rPr>
-        <w:t>年代）</w:t>
-      </w:r>
-    </w:p>
-    <w:p>
-      <w:pPr>
-        <w:ind w:firstLine="420"/>
-        <w:rPr>
-          <w:rFonts w:hint="eastAsia"/>
-        </w:rPr>
-      </w:pPr>
-      <w:r>
-        <w:rPr>
-          <w:rFonts w:hint="eastAsia"/>
-        </w:rPr>
-        <w:t xml:space="preserve">- </w:t>
-      </w:r>
-      <w:r>
-        <w:rPr>
-          <w:rFonts w:hint="eastAsia"/>
-        </w:rPr>
-        <w:t>层数少、参数少、拟合能力有限，只能学习简单特征</w:t>
-      </w:r>
-    </w:p>
-    <w:p>
-      <w:pPr>
-        <w:ind w:firstLine="420"/>
-        <w:rPr>
-          <w:rFonts w:hint="eastAsia"/>
-        </w:rPr>
-      </w:pPr>
-      <w:r>
-        <w:rPr>
-          <w:rFonts w:hint="eastAsia"/>
-        </w:rPr>
-        <w:t xml:space="preserve">- </w:t>
-      </w:r>
-      <w:r>
-        <w:rPr>
-          <w:rFonts w:hint="eastAsia"/>
-        </w:rPr>
-        <w:t>属于</w:t>
-      </w:r>
-      <w:r>
-        <w:rPr>
-          <w:rFonts w:hint="eastAsia"/>
-          <w:color w:val="EE0000"/>
-        </w:rPr>
-        <w:t>传统机器学习的延伸算法</w:t>
-      </w:r>
-      <w:r>
-        <w:rPr>
-          <w:rFonts w:hint="eastAsia"/>
-        </w:rPr>
-        <w:t>，是深度学习的「祖宗原型」</w:t>
-      </w:r>
-    </w:p>
-    <w:p>
-      <w:pPr>
-        <w:ind w:firstLine="420"/>
+      </w:pPr>
+      <w:r>
         <w:rPr>
           <w:rFonts w:hint="eastAsia"/>
           <w:b/>
           <w:bCs/>
         </w:rPr>
-      </w:pPr>
-      <w:r>
-        <w:rPr>
-          <w:rFonts w:hint="eastAsia"/>
+        <w:lastRenderedPageBreak/>
+        <w:t>特点：</w:t>
+      </w:r>
+    </w:p>
+    <w:p>
+      <w:pPr>
+        <w:ind w:firstLine="420"/>
+      </w:pPr>
+      <w:r>
+        <w:rPr>
+          <w:rFonts w:hint="eastAsia"/>
+        </w:rPr>
+        <w:t xml:space="preserve">- </w:t>
+      </w:r>
+      <w:r>
+        <w:rPr>
+          <w:rFonts w:hint="eastAsia"/>
+        </w:rPr>
+        <w:t>诞生很早（上世纪</w:t>
+      </w:r>
+      <w:r>
+        <w:rPr>
+          <w:rFonts w:hint="eastAsia"/>
+        </w:rPr>
+        <w:t>50-80</w:t>
+      </w:r>
+      <w:r>
+        <w:rPr>
+          <w:rFonts w:hint="eastAsia"/>
+        </w:rPr>
+        <w:t>年代）</w:t>
+      </w:r>
+    </w:p>
+    <w:p>
+      <w:pPr>
+        <w:ind w:firstLine="420"/>
+      </w:pPr>
+      <w:r>
+        <w:rPr>
+          <w:rFonts w:hint="eastAsia"/>
+        </w:rPr>
+        <w:t xml:space="preserve">- </w:t>
+      </w:r>
+      <w:r>
+        <w:rPr>
+          <w:rFonts w:hint="eastAsia"/>
+        </w:rPr>
+        <w:t>层数少、参数少、拟合能力有限，只能学习简单特征</w:t>
+      </w:r>
+    </w:p>
+    <w:p>
+      <w:pPr>
+        <w:ind w:firstLine="420"/>
+      </w:pPr>
+      <w:r>
+        <w:rPr>
+          <w:rFonts w:hint="eastAsia"/>
+        </w:rPr>
+        <w:t xml:space="preserve">- </w:t>
+      </w:r>
+      <w:r>
+        <w:rPr>
+          <w:rFonts w:hint="eastAsia"/>
+        </w:rPr>
+        <w:t>属于</w:t>
+      </w:r>
+      <w:r>
+        <w:rPr>
+          <w:rFonts w:hint="eastAsia"/>
+          <w:color w:val="EE0000"/>
+        </w:rPr>
+        <w:t>传统机器学习的延伸算法</w:t>
+      </w:r>
+      <w:r>
+        <w:rPr>
+          <w:rFonts w:hint="eastAsia"/>
+        </w:rPr>
+        <w:t>，是深度学习的「祖宗原型」</w:t>
+      </w:r>
+    </w:p>
+    <w:p>
+      <w:pPr>
+        <w:ind w:firstLine="420"/>
+        <w:rPr>
           <w:b/>
           <w:bCs/>
         </w:rPr>
-        <w:t>2</w:t>
-      </w:r>
+      </w:pPr>
       <w:r>
         <w:rPr>
           <w:rFonts w:hint="eastAsia"/>
           <w:b/>
           <w:bCs/>
         </w:rPr>
-        <w:t>、</w:t>
+        <w:t>2</w:t>
       </w:r>
       <w:r>
         <w:rPr>
@@ -800,7 +914,7 @@
           <w:b/>
           <w:bCs/>
         </w:rPr>
-        <w:t>深度学习（</w:t>
+        <w:t>、深度学习（</w:t>
       </w:r>
       <w:r>
         <w:rPr>
@@ -823,7 +937,6 @@
       <w:pPr>
         <w:ind w:firstLine="420"/>
         <w:rPr>
-          <w:rFonts w:hint="eastAsia"/>
           <w:b/>
           <w:bCs/>
         </w:rPr>
@@ -834,204 +947,1613 @@
           <w:b/>
           <w:bCs/>
         </w:rPr>
-        <w:t>基础定义</w:t>
-      </w:r>
-      <w:r>
-        <w:rPr>
-          <w:rFonts w:hint="eastAsia"/>
+        <w:t>基础定义：</w:t>
+      </w:r>
+    </w:p>
+    <w:p>
+      <w:pPr>
+        <w:ind w:firstLine="420"/>
+      </w:pPr>
+      <w:r>
+        <w:rPr>
+          <w:rFonts w:hint="eastAsia"/>
+        </w:rPr>
+        <w:t>深度学习</w:t>
+      </w:r>
+      <w:r>
+        <w:rPr>
+          <w:rFonts w:hint="eastAsia"/>
+        </w:rPr>
+        <w:t xml:space="preserve"> = </w:t>
+      </w:r>
+      <w:r>
+        <w:rPr>
+          <w:rFonts w:hint="eastAsia"/>
+        </w:rPr>
+        <w:t>拥有</w:t>
+      </w:r>
+      <w:r>
+        <w:rPr>
+          <w:rFonts w:hint="eastAsia"/>
+          <w:color w:val="EE0000"/>
+        </w:rPr>
+        <w:t>大量（多层）隐藏层</w:t>
+      </w:r>
+      <w:r>
+        <w:rPr>
+          <w:rFonts w:hint="eastAsia"/>
+        </w:rPr>
+        <w:t>的深度神经网络。</w:t>
+      </w:r>
+    </w:p>
+    <w:p>
+      <w:pPr>
+        <w:ind w:firstLine="420"/>
+      </w:pPr>
+      <w:r>
+        <w:rPr>
+          <w:rFonts w:hint="eastAsia"/>
+        </w:rPr>
+        <w:t>它不是一个全新算法，</w:t>
+      </w:r>
+      <w:r>
+        <w:rPr>
+          <w:rFonts w:hint="eastAsia"/>
+          <w:color w:val="EE0000"/>
+        </w:rPr>
+        <w:t>就是神经网络本身加了层数、加深了结构</w:t>
+      </w:r>
+      <w:r>
+        <w:rPr>
+          <w:rFonts w:hint="eastAsia"/>
+        </w:rPr>
+        <w:t>。</w:t>
+      </w:r>
+    </w:p>
+    <w:p>
+      <w:pPr>
+        <w:ind w:firstLine="420"/>
+      </w:pPr>
+      <w:r>
+        <w:rPr>
+          <w:rFonts w:hint="eastAsia"/>
+        </w:rPr>
+        <w:t>Hinton</w:t>
+      </w:r>
+      <w:r>
+        <w:rPr>
+          <w:rFonts w:hint="eastAsia"/>
+        </w:rPr>
+        <w:t>在</w:t>
+      </w:r>
+      <w:r>
+        <w:rPr>
+          <w:rFonts w:hint="eastAsia"/>
+        </w:rPr>
+        <w:t>2006</w:t>
+      </w:r>
+      <w:r>
+        <w:rPr>
+          <w:rFonts w:hint="eastAsia"/>
+        </w:rPr>
+        <w:t>年正式定义：</w:t>
+      </w:r>
+      <w:r>
+        <w:rPr>
+          <w:rFonts w:hint="eastAsia"/>
+          <w:color w:val="EE0000"/>
+        </w:rPr>
+        <w:t>隐藏层数量</w:t>
+      </w:r>
+      <w:r>
+        <w:rPr>
+          <w:rFonts w:hint="eastAsia"/>
+          <w:color w:val="EE0000"/>
+        </w:rPr>
+        <w:t xml:space="preserve"> </w:t>
+      </w:r>
+      <w:r>
+        <w:rPr>
+          <w:rFonts w:hint="eastAsia"/>
+          <w:color w:val="EE0000"/>
+        </w:rPr>
+        <w:t>≥</w:t>
+      </w:r>
+      <w:r>
+        <w:rPr>
+          <w:rFonts w:hint="eastAsia"/>
+          <w:color w:val="EE0000"/>
+        </w:rPr>
+        <w:t xml:space="preserve"> </w:t>
+      </w:r>
+      <w:r>
+        <w:rPr>
+          <w:rFonts w:hint="eastAsia"/>
+          <w:color w:val="EE0000"/>
+        </w:rPr>
+        <w:t>多层（通常≥</w:t>
+      </w:r>
+      <w:r>
+        <w:rPr>
+          <w:rFonts w:hint="eastAsia"/>
+          <w:color w:val="EE0000"/>
+        </w:rPr>
+        <w:t>3</w:t>
+      </w:r>
+      <w:r>
+        <w:rPr>
+          <w:rFonts w:hint="eastAsia"/>
+          <w:color w:val="EE0000"/>
+        </w:rPr>
+        <w:t>层隐藏层）的神经网络，就叫深度学习</w:t>
+      </w:r>
+      <w:r>
+        <w:rPr>
+          <w:rFonts w:hint="eastAsia"/>
+        </w:rPr>
+        <w:t>。</w:t>
+      </w:r>
+    </w:p>
+    <w:p>
+      <w:pPr>
+        <w:ind w:firstLine="420"/>
+        <w:rPr>
           <w:b/>
           <w:bCs/>
         </w:rPr>
-        <w:t>：</w:t>
-      </w:r>
-    </w:p>
-    <w:p>
-      <w:pPr>
-        <w:ind w:firstLine="420"/>
-        <w:rPr>
-          <w:rFonts w:hint="eastAsia"/>
-        </w:rPr>
-      </w:pPr>
-      <w:r>
-        <w:rPr>
-          <w:rFonts w:hint="eastAsia"/>
-        </w:rPr>
-        <w:t>深度学习</w:t>
-      </w:r>
-      <w:r>
-        <w:rPr>
-          <w:rFonts w:hint="eastAsia"/>
-        </w:rPr>
-        <w:t xml:space="preserve"> = </w:t>
-      </w:r>
-      <w:r>
-        <w:rPr>
-          <w:rFonts w:hint="eastAsia"/>
-        </w:rPr>
-        <w:t>拥有</w:t>
-      </w:r>
-      <w:r>
-        <w:rPr>
-          <w:rFonts w:hint="eastAsia"/>
-          <w:color w:val="EE0000"/>
-        </w:rPr>
-        <w:t>大量（多层）隐藏层</w:t>
-      </w:r>
-      <w:r>
-        <w:rPr>
-          <w:rFonts w:hint="eastAsia"/>
-        </w:rPr>
-        <w:t>的深度神经网络。</w:t>
-      </w:r>
-    </w:p>
-    <w:p>
-      <w:pPr>
-        <w:ind w:firstLine="420"/>
-        <w:rPr>
-          <w:rFonts w:hint="eastAsia"/>
-        </w:rPr>
-      </w:pPr>
-      <w:r>
-        <w:rPr>
-          <w:rFonts w:hint="eastAsia"/>
-        </w:rPr>
-        <w:t>它不是一个全新算法，</w:t>
-      </w:r>
-      <w:r>
-        <w:rPr>
-          <w:rFonts w:hint="eastAsia"/>
-          <w:color w:val="EE0000"/>
-        </w:rPr>
-        <w:t>就是神经网络本身加了层数、加深了结构</w:t>
-      </w:r>
-      <w:r>
-        <w:rPr>
-          <w:rFonts w:hint="eastAsia"/>
-        </w:rPr>
-        <w:t>。</w:t>
-      </w:r>
-    </w:p>
-    <w:p>
-      <w:pPr>
-        <w:ind w:firstLine="420"/>
-        <w:rPr>
-          <w:rFonts w:hint="eastAsia"/>
-        </w:rPr>
-      </w:pPr>
-      <w:r>
-        <w:rPr>
-          <w:rFonts w:hint="eastAsia"/>
-        </w:rPr>
-        <w:t>Hinton</w:t>
-      </w:r>
-      <w:r>
-        <w:rPr>
-          <w:rFonts w:hint="eastAsia"/>
-        </w:rPr>
-        <w:t>在</w:t>
-      </w:r>
-      <w:r>
-        <w:rPr>
-          <w:rFonts w:hint="eastAsia"/>
-        </w:rPr>
-        <w:t>2006</w:t>
-      </w:r>
-      <w:r>
-        <w:rPr>
-          <w:rFonts w:hint="eastAsia"/>
-        </w:rPr>
-        <w:t>年正式定义：</w:t>
-      </w:r>
-      <w:r>
-        <w:rPr>
-          <w:rFonts w:hint="eastAsia"/>
-          <w:color w:val="EE0000"/>
-        </w:rPr>
-        <w:t>隐藏</w:t>
-      </w:r>
-      <w:proofErr w:type="gramStart"/>
-      <w:r>
-        <w:rPr>
-          <w:rFonts w:hint="eastAsia"/>
-          <w:color w:val="EE0000"/>
-        </w:rPr>
-        <w:t>层数量</w:t>
-      </w:r>
-      <w:proofErr w:type="gramEnd"/>
-      <w:r>
-        <w:rPr>
-          <w:rFonts w:hint="eastAsia"/>
-          <w:color w:val="EE0000"/>
-        </w:rPr>
-        <w:t xml:space="preserve"> </w:t>
-      </w:r>
-      <w:r>
-        <w:rPr>
-          <w:rFonts w:hint="eastAsia"/>
-          <w:color w:val="EE0000"/>
-        </w:rPr>
-        <w:t>≥</w:t>
-      </w:r>
-      <w:r>
-        <w:rPr>
-          <w:rFonts w:hint="eastAsia"/>
-          <w:color w:val="EE0000"/>
-        </w:rPr>
-        <w:t xml:space="preserve"> </w:t>
-      </w:r>
-      <w:r>
-        <w:rPr>
-          <w:rFonts w:hint="eastAsia"/>
-          <w:color w:val="EE0000"/>
-        </w:rPr>
-        <w:t>多层（通常≥</w:t>
-      </w:r>
-      <w:r>
-        <w:rPr>
-          <w:rFonts w:hint="eastAsia"/>
-          <w:color w:val="EE0000"/>
-        </w:rPr>
-        <w:t>3</w:t>
-      </w:r>
-      <w:r>
-        <w:rPr>
-          <w:rFonts w:hint="eastAsia"/>
-          <w:color w:val="EE0000"/>
-        </w:rPr>
-        <w:t>层隐藏层）的神经网络，就叫深度学习</w:t>
-      </w:r>
-      <w:r>
-        <w:rPr>
-          <w:rFonts w:hint="eastAsia"/>
-        </w:rPr>
-        <w:t>。</w:t>
-      </w:r>
-    </w:p>
-    <w:p>
-      <w:pPr>
-        <w:ind w:firstLine="420"/>
+      </w:pPr>
+      <w:r>
         <w:rPr>
           <w:rFonts w:hint="eastAsia"/>
           <w:b/>
           <w:bCs/>
         </w:rPr>
-      </w:pPr>
-      <w:r>
-        <w:rPr>
-          <w:rFonts w:hint="eastAsia"/>
-          <w:b/>
-          <w:bCs/>
-        </w:rPr>
-        <w:t>特点</w:t>
-      </w:r>
-      <w:r>
-        <w:rPr>
-          <w:rFonts w:hint="eastAsia"/>
-          <w:b/>
-          <w:bCs/>
+        <w:t>特点：</w:t>
+      </w:r>
+    </w:p>
+    <w:p>
+      <w:pPr>
+        <w:ind w:firstLine="420"/>
+      </w:pPr>
+      <w:r>
+        <w:rPr>
+          <w:rFonts w:hint="eastAsia"/>
+        </w:rPr>
+        <w:t xml:space="preserve">- </w:t>
+      </w:r>
+      <w:r>
+        <w:rPr>
+          <w:rFonts w:hint="eastAsia"/>
+          <w:color w:val="EE0000"/>
+        </w:rPr>
+        <w:t>隐藏层极多、网络极深、参数量巨大</w:t>
+      </w:r>
+    </w:p>
+    <w:p>
+      <w:pPr>
+        <w:ind w:firstLine="420"/>
+      </w:pPr>
+      <w:r>
+        <w:rPr>
+          <w:rFonts w:hint="eastAsia"/>
+        </w:rPr>
+        <w:t xml:space="preserve">- </w:t>
+      </w:r>
+      <w:r>
+        <w:rPr>
+          <w:rFonts w:hint="eastAsia"/>
+        </w:rPr>
+        <w:t>可以自动从原始数据里</w:t>
+      </w:r>
+      <w:r>
+        <w:rPr>
+          <w:rFonts w:hint="eastAsia"/>
+          <w:color w:val="EE0000"/>
+        </w:rPr>
+        <w:t>逐层提取复杂抽象特征</w:t>
+      </w:r>
+      <w:r>
+        <w:rPr>
+          <w:rFonts w:hint="eastAsia"/>
+        </w:rPr>
+        <w:t>（底层边缘→中层纹理→高层语义）</w:t>
+      </w:r>
+    </w:p>
+    <w:p>
+      <w:pPr>
+        <w:ind w:firstLine="420"/>
+      </w:pPr>
+      <w:r>
+        <w:rPr>
+          <w:rFonts w:hint="eastAsia"/>
+        </w:rPr>
+        <w:t xml:space="preserve">- </w:t>
+      </w:r>
+      <w:r>
+        <w:rPr>
+          <w:rFonts w:hint="eastAsia"/>
+        </w:rPr>
+        <w:t>算力依赖大，需要大数据</w:t>
+      </w:r>
+      <w:r>
+        <w:rPr>
+          <w:rFonts w:hint="eastAsia"/>
+        </w:rPr>
+        <w:t>+GPU</w:t>
+      </w:r>
+      <w:r>
+        <w:rPr>
+          <w:rFonts w:hint="eastAsia"/>
+        </w:rPr>
+        <w:t>训练，是现在大模型、</w:t>
+      </w:r>
+      <w:r>
+        <w:rPr>
+          <w:rFonts w:hint="eastAsia"/>
+        </w:rPr>
+        <w:t>AI</w:t>
+      </w:r>
+      <w:r>
+        <w:rPr>
+          <w:rFonts w:hint="eastAsia"/>
+        </w:rPr>
+        <w:t>视觉</w:t>
+      </w:r>
+      <w:r>
+        <w:rPr>
+          <w:rFonts w:hint="eastAsia"/>
+        </w:rPr>
+        <w:t>/NLP</w:t>
+      </w:r>
+      <w:r>
+        <w:rPr>
+          <w:rFonts w:hint="eastAsia"/>
+        </w:rPr>
+        <w:t>的底层底座</w:t>
+      </w:r>
+    </w:p>
+    <w:p>
+      <w:pPr>
+        <w:pStyle w:val="1"/>
+      </w:pPr>
+      <w:r>
+        <w:rPr>
+          <w:rFonts w:hint="eastAsia"/>
+        </w:rPr>
+        <w:t>分类</w:t>
+      </w:r>
+    </w:p>
+    <w:p>
+      <w:pPr>
+        <w:pStyle w:val="2"/>
+        <w:rPr>
+          <w:rFonts w:hint="eastAsia"/>
+        </w:rPr>
+      </w:pPr>
+      <w:r>
+        <w:rPr>
+          <w:rFonts w:hint="eastAsia"/>
+        </w:rPr>
+        <w:t>第</w:t>
+      </w:r>
+      <w:r>
+        <w:rPr>
+          <w:rFonts w:hint="eastAsia"/>
+        </w:rPr>
+        <w:t>1</w:t>
+      </w:r>
+      <w:r>
+        <w:rPr>
+          <w:rFonts w:hint="eastAsia"/>
+        </w:rPr>
+        <w:t>代：远古奠基期（</w:t>
+      </w:r>
+      <w:r>
+        <w:rPr>
+          <w:rFonts w:hint="eastAsia"/>
+        </w:rPr>
+        <w:t>1958~2006</w:t>
+      </w:r>
+      <w:r>
+        <w:rPr>
+          <w:rFonts w:hint="eastAsia"/>
+        </w:rPr>
+        <w:t>）——</w:t>
+      </w:r>
+      <w:r>
+        <w:rPr>
+          <w:rFonts w:hint="eastAsia"/>
+        </w:rPr>
+        <w:t xml:space="preserve"> </w:t>
+      </w:r>
+      <w:r>
+        <w:rPr>
+          <w:rFonts w:hint="eastAsia"/>
+        </w:rPr>
+        <w:t>深度学习的祖宗原型</w:t>
+      </w:r>
+    </w:p>
+    <w:p>
+      <w:pPr>
+        <w:ind w:firstLine="420"/>
+        <w:rPr>
+          <w:rFonts w:hint="eastAsia"/>
+        </w:rPr>
+      </w:pPr>
+      <w:r>
+        <w:rPr>
+          <w:rFonts w:hint="eastAsia"/>
+        </w:rPr>
+        <w:t>深度学习还没被命名，全部是浅层神经网络，是所有后续网络的底层基石</w:t>
+      </w:r>
+      <w:r>
+        <w:rPr>
+          <w:rFonts w:hint="eastAsia"/>
+        </w:rPr>
+        <w:t>。</w:t>
+      </w:r>
+    </w:p>
+    <w:p>
+      <w:pPr>
+        <w:pStyle w:val="3"/>
+        <w:rPr>
+          <w:rFonts w:hint="eastAsia"/>
+        </w:rPr>
+      </w:pPr>
+      <w:r>
+        <w:rPr>
+          <w:rFonts w:hint="eastAsia"/>
+        </w:rPr>
+        <w:t>感知器</w:t>
+      </w:r>
+      <w:r>
+        <w:rPr>
+          <w:rFonts w:hint="eastAsia"/>
+        </w:rPr>
+        <w:t xml:space="preserve"> Perceptron</w:t>
+      </w:r>
+      <w:r>
+        <w:rPr>
+          <w:rFonts w:hint="eastAsia"/>
+        </w:rPr>
+        <w:t>（</w:t>
+      </w:r>
+      <w:r>
+        <w:rPr>
+          <w:rFonts w:hint="eastAsia"/>
+        </w:rPr>
+        <w:t>1958</w:t>
+      </w:r>
+      <w:r>
+        <w:rPr>
+          <w:rFonts w:hint="eastAsia"/>
+        </w:rPr>
+        <w:t>）</w:t>
+      </w:r>
+    </w:p>
+    <w:p>
+      <w:pPr>
+        <w:rPr>
+          <w:rFonts w:hint="eastAsia"/>
+        </w:rPr>
+      </w:pPr>
+      <w:r>
+        <w:rPr>
+          <w:rFonts w:hint="eastAsia"/>
+        </w:rPr>
+        <w:t xml:space="preserve">    </w:t>
+      </w:r>
+      <w:r>
+        <w:rPr>
+          <w:rFonts w:hint="eastAsia"/>
+        </w:rPr>
+        <w:t>深度学习最原始单元，</w:t>
+      </w:r>
+      <w:r>
+        <w:rPr>
+          <w:rFonts w:hint="eastAsia"/>
+          <w:color w:val="EE0000"/>
+        </w:rPr>
+        <w:t>单层神经网络</w:t>
+      </w:r>
+      <w:r>
+        <w:rPr>
+          <w:rFonts w:hint="eastAsia"/>
+        </w:rPr>
+        <w:t>，仅输入</w:t>
+      </w:r>
+      <w:r>
+        <w:rPr>
+          <w:rFonts w:hint="eastAsia"/>
+        </w:rPr>
+        <w:t>+</w:t>
+      </w:r>
+      <w:r>
+        <w:rPr>
+          <w:rFonts w:hint="eastAsia"/>
+        </w:rPr>
+        <w:t>输出层，无隐藏层，只能解决线性可分问题。</w:t>
+      </w:r>
+    </w:p>
+    <w:p>
+      <w:pPr>
+        <w:rPr>
+          <w:rFonts w:hint="eastAsia"/>
+        </w:rPr>
+      </w:pPr>
+      <w:r>
+        <w:rPr>
+          <w:rFonts w:hint="eastAsia"/>
+        </w:rPr>
+        <w:t xml:space="preserve">    </w:t>
+      </w:r>
+      <w:r>
+        <w:rPr>
+          <w:rFonts w:hint="eastAsia"/>
+        </w:rPr>
+        <w:t>你导图线性模型分类分支的起点，所有神经网络的始祖。</w:t>
+      </w:r>
+    </w:p>
+    <w:p>
+      <w:pPr>
+        <w:pStyle w:val="3"/>
+        <w:rPr>
+          <w:rFonts w:hint="eastAsia"/>
+        </w:rPr>
+      </w:pPr>
+      <w:r>
+        <w:rPr>
+          <w:rFonts w:hint="eastAsia"/>
+        </w:rPr>
+        <w:t>MLP</w:t>
+      </w:r>
+      <w:r>
+        <w:rPr>
+          <w:rFonts w:hint="eastAsia"/>
+        </w:rPr>
+        <w:t>多层感知机（</w:t>
+      </w:r>
+      <w:r>
+        <w:rPr>
+          <w:rFonts w:hint="eastAsia"/>
+        </w:rPr>
+        <w:t>1986</w:t>
+      </w:r>
+      <w:r>
+        <w:rPr>
+          <w:rFonts w:hint="eastAsia"/>
+        </w:rPr>
+        <w:t>，</w:t>
+      </w:r>
+      <w:r>
+        <w:rPr>
+          <w:rFonts w:hint="eastAsia"/>
+        </w:rPr>
+        <w:t>BP</w:t>
+      </w:r>
+      <w:r>
+        <w:rPr>
+          <w:rFonts w:hint="eastAsia"/>
+        </w:rPr>
+        <w:t>反向传播算法提出）</w:t>
+      </w:r>
+    </w:p>
+    <w:p>
+      <w:pPr>
+        <w:rPr>
+          <w:rFonts w:hint="eastAsia"/>
+        </w:rPr>
+      </w:pPr>
+      <w:r>
+        <w:rPr>
+          <w:rFonts w:hint="eastAsia"/>
+        </w:rPr>
+        <w:t xml:space="preserve">    </w:t>
+      </w:r>
+      <w:r>
+        <w:rPr>
+          <w:rFonts w:hint="eastAsia"/>
+        </w:rPr>
+        <w:t>堆叠多层感知器，带少量隐藏层的全连接神经网络</w:t>
+      </w:r>
+      <w:r>
+        <w:rPr>
+          <w:rFonts w:hint="eastAsia"/>
+        </w:rPr>
+        <w:t>ANN</w:t>
+      </w:r>
+      <w:r>
+        <w:rPr>
+          <w:rFonts w:hint="eastAsia"/>
+        </w:rPr>
+        <w:t>，是</w:t>
+      </w:r>
+      <w:r>
+        <w:rPr>
+          <w:rFonts w:hint="eastAsia"/>
+          <w:color w:val="EE0000"/>
+        </w:rPr>
+        <w:t>所有深度学习网络的通用底座</w:t>
+      </w:r>
+      <w:r>
+        <w:rPr>
+          <w:rFonts w:hint="eastAsia"/>
+        </w:rPr>
+        <w:t>。</w:t>
+      </w:r>
+    </w:p>
+    <w:p>
+      <w:pPr>
+        <w:rPr>
+          <w:rFonts w:hint="eastAsia"/>
+        </w:rPr>
+      </w:pPr>
+      <w:r>
+        <w:rPr>
+          <w:rFonts w:hint="eastAsia"/>
+        </w:rPr>
+        <w:t xml:space="preserve">    </w:t>
+      </w:r>
+      <w:r>
+        <w:rPr>
+          <w:rFonts w:hint="eastAsia"/>
+        </w:rPr>
+        <w:t>你导图里的</w:t>
+      </w:r>
+      <w:r>
+        <w:rPr>
+          <w:rFonts w:hint="eastAsia"/>
+        </w:rPr>
+        <w:t>ANN/MLP</w:t>
+      </w:r>
+      <w:r>
+        <w:rPr>
+          <w:rFonts w:hint="eastAsia"/>
+        </w:rPr>
+        <w:t>，深度学习最基础骨架，后续</w:t>
+      </w:r>
+      <w:r>
+        <w:rPr>
+          <w:rFonts w:hint="eastAsia"/>
+        </w:rPr>
+        <w:t>CNN</w:t>
+      </w:r>
+      <w:r>
+        <w:rPr>
+          <w:rFonts w:hint="eastAsia"/>
+        </w:rPr>
+        <w:t>、</w:t>
+      </w:r>
+      <w:r>
+        <w:rPr>
+          <w:rFonts w:hint="eastAsia"/>
+        </w:rPr>
+        <w:t>RNN</w:t>
+      </w:r>
+      <w:r>
+        <w:rPr>
+          <w:rFonts w:hint="eastAsia"/>
+        </w:rPr>
+        <w:t>、</w:t>
+      </w:r>
+      <w:r>
+        <w:rPr>
+          <w:rFonts w:hint="eastAsia"/>
+        </w:rPr>
+        <w:t>GAN</w:t>
+      </w:r>
+      <w:r>
+        <w:rPr>
+          <w:rFonts w:hint="eastAsia"/>
+        </w:rPr>
+        <w:t>全都是在</w:t>
+      </w:r>
+      <w:r>
+        <w:rPr>
+          <w:rFonts w:hint="eastAsia"/>
+        </w:rPr>
+        <w:t>MLP</w:t>
+      </w:r>
+      <w:r>
+        <w:rPr>
+          <w:rFonts w:hint="eastAsia"/>
+        </w:rPr>
+        <w:t>基础上改结构而来。</w:t>
+      </w:r>
+    </w:p>
+    <w:p>
+      <w:pPr>
+        <w:rPr>
+          <w:rFonts w:hint="eastAsia"/>
+        </w:rPr>
+      </w:pPr>
+      <w:r>
+        <w:rPr>
+          <w:rFonts w:hint="eastAsia"/>
+        </w:rPr>
+        <w:t xml:space="preserve">    </w:t>
+      </w:r>
+      <w:r>
+        <w:rPr>
+          <w:rFonts w:hint="eastAsia"/>
+        </w:rPr>
+        <w:t>局限：层数稍微加深就会梯度消失，无法做深层网络训练，因此沉寂近</w:t>
+      </w:r>
+      <w:r>
+        <w:rPr>
+          <w:rFonts w:hint="eastAsia"/>
+        </w:rPr>
+        <w:t>20</w:t>
+      </w:r>
+      <w:r>
+        <w:rPr>
+          <w:rFonts w:hint="eastAsia"/>
+        </w:rPr>
+        <w:lastRenderedPageBreak/>
+        <w:t>年。</w:t>
+      </w:r>
+    </w:p>
+    <w:p>
+      <w:pPr>
+        <w:pStyle w:val="2"/>
+        <w:rPr>
+          <w:rFonts w:hint="eastAsia"/>
+        </w:rPr>
+      </w:pPr>
+      <w:r>
+        <w:rPr>
+          <w:rFonts w:hint="eastAsia"/>
+        </w:rPr>
+        <w:t>第</w:t>
+      </w:r>
+      <w:r>
+        <w:rPr>
+          <w:rFonts w:hint="eastAsia"/>
+        </w:rPr>
+        <w:t>2</w:t>
+      </w:r>
+      <w:r>
+        <w:rPr>
+          <w:rFonts w:hint="eastAsia"/>
+        </w:rPr>
+        <w:t>代：深度学习正式诞生期（</w:t>
+      </w:r>
+      <w:r>
+        <w:rPr>
+          <w:rFonts w:hint="eastAsia"/>
+        </w:rPr>
+        <w:t>2006~2012</w:t>
+      </w:r>
+      <w:r>
+        <w:rPr>
+          <w:rFonts w:hint="eastAsia"/>
+        </w:rPr>
+        <w:t>）——</w:t>
+      </w:r>
+      <w:r>
+        <w:rPr>
+          <w:rFonts w:hint="eastAsia"/>
+        </w:rPr>
+        <w:t xml:space="preserve"> </w:t>
+      </w:r>
+      <w:r>
+        <w:rPr>
+          <w:rFonts w:hint="eastAsia"/>
+        </w:rPr>
+        <w:t>深度网络解锁</w:t>
+      </w:r>
+    </w:p>
+    <w:p>
+      <w:pPr>
+        <w:ind w:firstLine="420"/>
+        <w:rPr>
+          <w:rFonts w:hint="eastAsia"/>
+        </w:rPr>
+      </w:pPr>
+      <w:r>
+        <w:rPr>
+          <w:rFonts w:hint="eastAsia"/>
+        </w:rPr>
+        <w:t>Hinton</w:t>
+      </w:r>
+      <w:r>
+        <w:rPr>
+          <w:rFonts w:hint="eastAsia"/>
+        </w:rPr>
+        <w:t>正式提出深度学习概念，解决梯度消失问题，解锁「多层隐藏深层网络」训练，对应你导图里的早期深度置信网络全家桶</w:t>
+      </w:r>
+    </w:p>
+    <w:p>
+      <w:pPr>
+        <w:pStyle w:val="3"/>
+        <w:rPr>
+          <w:rFonts w:hint="eastAsia"/>
+        </w:rPr>
+      </w:pPr>
+      <w:r>
+        <w:rPr>
+          <w:rFonts w:hint="eastAsia"/>
+        </w:rPr>
+        <w:t xml:space="preserve">RBM </w:t>
+      </w:r>
+      <w:r>
+        <w:rPr>
+          <w:rFonts w:hint="eastAsia"/>
+        </w:rPr>
+        <w:t>受限玻尔兹曼机（</w:t>
+      </w:r>
+      <w:r>
+        <w:rPr>
+          <w:rFonts w:hint="eastAsia"/>
+        </w:rPr>
+        <w:t>2006</w:t>
+      </w:r>
+      <w:r>
+        <w:rPr>
+          <w:rFonts w:hint="eastAsia"/>
+        </w:rPr>
+        <w:t>）</w:t>
+      </w:r>
+    </w:p>
+    <w:p>
+      <w:pPr>
+        <w:rPr>
+          <w:rFonts w:hint="eastAsia"/>
+        </w:rPr>
+      </w:pPr>
+      <w:r>
+        <w:rPr>
+          <w:rFonts w:hint="eastAsia"/>
+        </w:rPr>
+        <w:t xml:space="preserve">    </w:t>
+      </w:r>
+      <w:r>
+        <w:rPr>
+          <w:rFonts w:hint="eastAsia"/>
+        </w:rPr>
+        <w:t>两层无监督神经网络，深度网络预训练的基础单元</w:t>
+      </w:r>
+    </w:p>
+    <w:p>
+      <w:pPr>
+        <w:pStyle w:val="3"/>
+        <w:rPr>
+          <w:rFonts w:hint="eastAsia"/>
+        </w:rPr>
+      </w:pPr>
+      <w:r>
+        <w:rPr>
+          <w:rFonts w:hint="eastAsia"/>
+        </w:rPr>
+        <w:t xml:space="preserve">DBM </w:t>
+      </w:r>
+      <w:r>
+        <w:rPr>
+          <w:rFonts w:hint="eastAsia"/>
+        </w:rPr>
+        <w:t>深度玻尔兹曼机</w:t>
+      </w:r>
+    </w:p>
+    <w:p>
+      <w:pPr>
+        <w:rPr>
+          <w:rFonts w:hint="eastAsia"/>
+        </w:rPr>
+      </w:pPr>
+      <w:r>
+        <w:rPr>
+          <w:rFonts w:hint="eastAsia"/>
+        </w:rPr>
+        <w:t xml:space="preserve">    </w:t>
+      </w:r>
+      <w:r>
+        <w:rPr>
+          <w:rFonts w:hint="eastAsia"/>
+        </w:rPr>
+        <w:t>堆叠多层</w:t>
+      </w:r>
+      <w:r>
+        <w:rPr>
+          <w:rFonts w:hint="eastAsia"/>
+        </w:rPr>
+        <w:t>RBM</w:t>
+      </w:r>
+      <w:r>
+        <w:rPr>
+          <w:rFonts w:hint="eastAsia"/>
+        </w:rPr>
+        <w:t>得到的深层网络</w:t>
+      </w:r>
+    </w:p>
+    <w:p>
+      <w:pPr>
+        <w:pStyle w:val="3"/>
+        <w:rPr>
+          <w:rFonts w:hint="eastAsia"/>
+        </w:rPr>
+      </w:pPr>
+      <w:r>
+        <w:rPr>
+          <w:rFonts w:hint="eastAsia"/>
+        </w:rPr>
+        <w:t xml:space="preserve">DBN </w:t>
+      </w:r>
+      <w:r>
+        <w:rPr>
+          <w:rFonts w:hint="eastAsia"/>
+        </w:rPr>
+        <w:t>深度信念网络（</w:t>
+      </w:r>
+      <w:r>
+        <w:rPr>
+          <w:rFonts w:hint="eastAsia"/>
+        </w:rPr>
+        <w:t>2006</w:t>
+      </w:r>
+      <w:r>
+        <w:rPr>
+          <w:rFonts w:hint="eastAsia"/>
+        </w:rPr>
+        <w:t>，深度学习元年标志）</w:t>
+      </w:r>
+    </w:p>
+    <w:p>
+      <w:pPr>
+        <w:rPr>
+          <w:rFonts w:hint="eastAsia"/>
+        </w:rPr>
+      </w:pPr>
+      <w:r>
+        <w:rPr>
+          <w:rFonts w:hint="eastAsia"/>
+        </w:rPr>
+        <w:t xml:space="preserve">    </w:t>
+      </w:r>
+      <w:r>
+        <w:rPr>
+          <w:rFonts w:hint="eastAsia"/>
+        </w:rPr>
+        <w:t>多层</w:t>
+      </w:r>
+      <w:r>
+        <w:rPr>
+          <w:rFonts w:hint="eastAsia"/>
+        </w:rPr>
+        <w:t>RBM</w:t>
+      </w:r>
+      <w:r>
+        <w:rPr>
+          <w:rFonts w:hint="eastAsia"/>
+        </w:rPr>
+        <w:t>堆叠而成，</w:t>
+      </w:r>
+      <w:r>
+        <w:rPr>
+          <w:rFonts w:hint="eastAsia"/>
+          <w:color w:val="EE0000"/>
+        </w:rPr>
+        <w:t>人类第一个真正可用的深度神经网络</w:t>
+      </w:r>
+      <w:r>
+        <w:rPr>
+          <w:rFonts w:hint="eastAsia"/>
+        </w:rPr>
+        <w:t>，正式宣告深度学习诞生。</w:t>
+      </w:r>
+    </w:p>
+    <w:p>
+      <w:pPr>
+        <w:rPr>
+          <w:rFonts w:hint="eastAsia"/>
+        </w:rPr>
+      </w:pPr>
+      <w:r>
+        <w:rPr>
+          <w:rFonts w:hint="eastAsia"/>
+        </w:rPr>
+        <w:t xml:space="preserve">    </w:t>
+      </w:r>
+      <w:r>
+        <w:rPr>
+          <w:rFonts w:hint="eastAsia"/>
+        </w:rPr>
+        <w:t>意义：解决了深层网络梯度消失问题，证明深层网络拟合能力远强于浅层网络。</w:t>
+      </w:r>
+    </w:p>
+    <w:p>
+      <w:pPr>
+        <w:pStyle w:val="3"/>
+        <w:rPr>
+          <w:rFonts w:hint="eastAsia"/>
+        </w:rPr>
+      </w:pPr>
+      <w:r>
+        <w:rPr>
+          <w:rFonts w:hint="eastAsia"/>
+        </w:rPr>
+        <w:t xml:space="preserve">AE </w:t>
+      </w:r>
+      <w:r>
+        <w:rPr>
+          <w:rFonts w:hint="eastAsia"/>
+        </w:rPr>
+        <w:t>自编码器</w:t>
+      </w:r>
+      <w:r>
+        <w:rPr>
+          <w:rFonts w:hint="eastAsia"/>
+        </w:rPr>
+        <w:t xml:space="preserve"> AutoEncoder</w:t>
+      </w:r>
+    </w:p>
+    <w:p>
+      <w:r>
+        <w:rPr>
+          <w:rFonts w:hint="eastAsia"/>
+        </w:rPr>
+        <w:t xml:space="preserve">    </w:t>
+      </w:r>
+      <w:r>
+        <w:rPr>
+          <w:rFonts w:hint="eastAsia"/>
+        </w:rPr>
+        <w:t>无监督深度生成网络，输入还原输出，用于特征压缩、去噪，</w:t>
+      </w:r>
+      <w:r>
+        <w:rPr>
+          <w:rFonts w:hint="eastAsia"/>
+        </w:rPr>
+        <w:t>GAN</w:t>
+      </w:r>
+      <w:r>
+        <w:rPr>
+          <w:rFonts w:hint="eastAsia"/>
+        </w:rPr>
+        <w:t>的前代生成模型。</w:t>
+      </w:r>
+    </w:p>
+    <w:p>
+      <w:pPr>
+        <w:pStyle w:val="2"/>
+        <w:rPr>
+          <w:rFonts w:hint="eastAsia"/>
+        </w:rPr>
+      </w:pPr>
+      <w:r>
+        <w:rPr>
+          <w:rFonts w:hint="eastAsia"/>
+        </w:rPr>
+        <w:t>第</w:t>
+      </w:r>
+      <w:r>
+        <w:rPr>
+          <w:rFonts w:hint="eastAsia"/>
+        </w:rPr>
+        <w:t>3</w:t>
+      </w:r>
+      <w:r>
+        <w:rPr>
+          <w:rFonts w:hint="eastAsia"/>
+        </w:rPr>
+        <w:t>代：深度学习爆发元年（</w:t>
+      </w:r>
+      <w:r>
+        <w:rPr>
+          <w:rFonts w:hint="eastAsia"/>
+        </w:rPr>
+        <w:t>2012</w:t>
+      </w:r>
+      <w:r>
+        <w:rPr>
+          <w:rFonts w:hint="eastAsia"/>
+        </w:rPr>
+        <w:t>）——</w:t>
+      </w:r>
+      <w:r>
+        <w:rPr>
+          <w:rFonts w:hint="eastAsia"/>
+        </w:rPr>
+        <w:t xml:space="preserve"> </w:t>
+      </w:r>
+      <w:r>
+        <w:rPr>
+          <w:rFonts w:hint="eastAsia"/>
+        </w:rPr>
+        <w:t>卷积网络</w:t>
+      </w:r>
+      <w:r>
+        <w:rPr>
+          <w:rFonts w:hint="eastAsia"/>
+        </w:rPr>
+        <w:t>CNN</w:t>
+      </w:r>
+      <w:r>
+        <w:rPr>
+          <w:rFonts w:hint="eastAsia"/>
+        </w:rPr>
+        <w:t>统治视觉领域</w:t>
+      </w:r>
+    </w:p>
+    <w:p>
+      <w:pPr>
+        <w:pStyle w:val="3"/>
+      </w:pPr>
+      <w:r>
+        <w:rPr>
+          <w:rFonts w:hint="eastAsia"/>
+        </w:rPr>
+        <w:t>AlexNet</w:t>
+      </w:r>
+      <w:r>
+        <w:rPr>
+          <w:rFonts w:hint="eastAsia"/>
+        </w:rPr>
+        <w:t>（</w:t>
+      </w:r>
+      <w:r>
+        <w:rPr>
+          <w:rFonts w:hint="eastAsia"/>
+        </w:rPr>
+        <w:t>2012</w:t>
+      </w:r>
+      <w:r>
+        <w:rPr>
+          <w:rFonts w:hint="eastAsia"/>
+        </w:rPr>
+        <w:t>）</w:t>
+      </w:r>
+    </w:p>
+    <w:p>
+      <w:pPr>
+        <w:ind w:firstLine="420"/>
+        <w:rPr>
+          <w:rFonts w:hint="eastAsia"/>
+        </w:rPr>
+      </w:pPr>
+      <w:r>
+        <w:rPr>
+          <w:rFonts w:hint="eastAsia"/>
+        </w:rPr>
+        <w:t>真正让深度学习全球爆火的里程碑模型</w:t>
+      </w:r>
+    </w:p>
+    <w:p>
+      <w:pPr>
+        <w:ind w:firstLine="420"/>
+        <w:rPr>
+          <w:rFonts w:hint="eastAsia"/>
+        </w:rPr>
+      </w:pPr>
+      <w:r>
+        <w:rPr>
+          <w:rFonts w:hint="eastAsia"/>
+        </w:rPr>
+        <w:t xml:space="preserve">- </w:t>
+      </w:r>
+      <w:r>
+        <w:rPr>
+          <w:rFonts w:hint="eastAsia"/>
+        </w:rPr>
+        <w:t>基于卷积结构改造</w:t>
+      </w:r>
+      <w:r>
+        <w:rPr>
+          <w:rFonts w:hint="eastAsia"/>
+        </w:rPr>
+        <w:t>MLP</w:t>
+      </w:r>
+      <w:r>
+        <w:rPr>
+          <w:rFonts w:hint="eastAsia"/>
+        </w:rPr>
+        <w:t>，</w:t>
+      </w:r>
+      <w:r>
+        <w:rPr>
+          <w:rFonts w:hint="eastAsia"/>
+          <w:color w:val="EE0000"/>
+        </w:rPr>
+        <w:t>CNN</w:t>
+      </w:r>
+      <w:r>
+        <w:rPr>
+          <w:rFonts w:hint="eastAsia"/>
+          <w:color w:val="EE0000"/>
+        </w:rPr>
+        <w:t>卷积神经网络正式商用</w:t>
+      </w:r>
+    </w:p>
+    <w:p>
+      <w:pPr>
+        <w:ind w:firstLine="420"/>
+        <w:rPr>
+          <w:rFonts w:hint="eastAsia"/>
+        </w:rPr>
+      </w:pPr>
+      <w:r>
+        <w:rPr>
+          <w:rFonts w:hint="eastAsia"/>
+        </w:rPr>
+        <w:t xml:space="preserve">- </w:t>
+      </w:r>
+      <w:r>
+        <w:rPr>
+          <w:rFonts w:hint="eastAsia"/>
+        </w:rPr>
+        <w:t>解决全连接</w:t>
+      </w:r>
+      <w:r>
+        <w:rPr>
+          <w:rFonts w:hint="eastAsia"/>
+        </w:rPr>
+        <w:t>MLP</w:t>
+      </w:r>
+      <w:r>
+        <w:rPr>
+          <w:rFonts w:hint="eastAsia"/>
+        </w:rPr>
+        <w:t>参数爆炸、无法处理图像空间结构的痛点</w:t>
+      </w:r>
+    </w:p>
+    <w:p>
+      <w:pPr>
+        <w:ind w:firstLine="420"/>
+        <w:rPr>
+          <w:rFonts w:hint="eastAsia"/>
+        </w:rPr>
+      </w:pPr>
+      <w:r>
+        <w:rPr>
+          <w:rFonts w:hint="eastAsia"/>
+        </w:rPr>
+        <w:t xml:space="preserve">- </w:t>
+      </w:r>
+      <w:r>
+        <w:rPr>
+          <w:rFonts w:hint="eastAsia"/>
+        </w:rPr>
+        <w:t>后续所有图像模型的祖宗：</w:t>
+      </w:r>
+      <w:r>
+        <w:rPr>
+          <w:rFonts w:hint="eastAsia"/>
+        </w:rPr>
+        <w:t>VGG</w:t>
+      </w:r>
+      <w:r>
+        <w:rPr>
+          <w:rFonts w:hint="eastAsia"/>
+        </w:rPr>
+        <w:t>、</w:t>
+      </w:r>
+      <w:r>
+        <w:rPr>
+          <w:rFonts w:hint="eastAsia"/>
+        </w:rPr>
+        <w:t>GoogLeNet</w:t>
+      </w:r>
+      <w:r>
+        <w:rPr>
+          <w:rFonts w:hint="eastAsia"/>
+        </w:rPr>
+        <w:t>、</w:t>
+      </w:r>
+      <w:r>
+        <w:rPr>
+          <w:rFonts w:hint="eastAsia"/>
+        </w:rPr>
+        <w:t>ResNet</w:t>
+      </w:r>
+      <w:r>
+        <w:rPr>
+          <w:rFonts w:hint="eastAsia"/>
+        </w:rPr>
+        <w:t>、</w:t>
+      </w:r>
+      <w:r>
+        <w:rPr>
+          <w:rFonts w:hint="eastAsia"/>
+        </w:rPr>
+        <w:t>YOLO</w:t>
+      </w:r>
+      <w:r>
+        <w:rPr>
+          <w:rFonts w:hint="eastAsia"/>
+        </w:rPr>
+        <w:t>、</w:t>
+      </w:r>
+      <w:r>
+        <w:rPr>
+          <w:rFonts w:hint="eastAsia"/>
+        </w:rPr>
+        <w:t>ViT</w:t>
+      </w:r>
+      <w:r>
+        <w:rPr>
+          <w:rFonts w:hint="eastAsia"/>
+        </w:rPr>
+        <w:t>全部源于此</w:t>
+      </w:r>
+    </w:p>
+    <w:p>
+      <w:pPr>
+        <w:ind w:firstLine="420"/>
+        <w:rPr>
+          <w:rFonts w:hint="eastAsia"/>
+        </w:rPr>
+      </w:pPr>
+      <w:r>
+        <w:rPr>
+          <w:rFonts w:hint="eastAsia"/>
+        </w:rPr>
+        <w:t>-</w:t>
+      </w:r>
+      <w:r>
+        <w:rPr>
+          <w:rFonts w:hint="eastAsia"/>
+        </w:rPr>
+        <w:t xml:space="preserve"> </w:t>
+      </w:r>
+      <w:r>
+        <w:rPr>
+          <w:rFonts w:hint="eastAsia"/>
+        </w:rPr>
+        <w:t>开启深度学习</w:t>
+      </w:r>
+      <w:r>
+        <w:rPr>
+          <w:rFonts w:hint="eastAsia"/>
+          <w:color w:val="EE0000"/>
+        </w:rPr>
+        <w:t>判别式模型黄金时代</w:t>
+      </w:r>
+    </w:p>
+    <w:p>
+      <w:pPr>
+        <w:pStyle w:val="2"/>
+        <w:rPr>
+          <w:rFonts w:hint="eastAsia"/>
+        </w:rPr>
+      </w:pPr>
+      <w:r>
+        <w:rPr>
+          <w:rFonts w:hint="eastAsia"/>
+        </w:rPr>
+        <w:t>第</w:t>
+      </w:r>
+      <w:r>
+        <w:rPr>
+          <w:rFonts w:hint="eastAsia"/>
+        </w:rPr>
+        <w:t>4</w:t>
+      </w:r>
+      <w:r>
+        <w:rPr>
+          <w:rFonts w:hint="eastAsia"/>
+        </w:rPr>
+        <w:t>代：序列建模时代（</w:t>
+      </w:r>
+      <w:r>
+        <w:rPr>
+          <w:rFonts w:hint="eastAsia"/>
+        </w:rPr>
+        <w:t>2013</w:t>
+      </w:r>
+      <w:r>
+        <w:rPr>
+          <w:rFonts w:hint="eastAsia"/>
+        </w:rPr>
+        <w:t>前后）——</w:t>
+      </w:r>
+      <w:r>
+        <w:rPr>
+          <w:rFonts w:hint="eastAsia"/>
+        </w:rPr>
+        <w:t xml:space="preserve"> RNN/LSTM</w:t>
+      </w:r>
+      <w:r>
+        <w:rPr>
+          <w:rFonts w:hint="eastAsia"/>
+        </w:rPr>
+        <w:t>解决时序文本问题</w:t>
+      </w:r>
+    </w:p>
+    <w:p>
+      <w:pPr>
+        <w:ind w:firstLine="420"/>
+        <w:rPr>
+          <w:rFonts w:hint="eastAsia"/>
+        </w:rPr>
+      </w:pPr>
+      <w:r>
+        <w:rPr>
+          <w:rFonts w:hint="eastAsia"/>
+        </w:rPr>
+        <w:t>针对文本、语音、时间序列数据，改造网络结构加入</w:t>
+      </w:r>
+      <w:r>
+        <w:rPr>
+          <w:rFonts w:hint="eastAsia"/>
+          <w:color w:val="EE0000"/>
+        </w:rPr>
+        <w:t>时序记忆</w:t>
+      </w:r>
+      <w:r>
+        <w:rPr>
+          <w:rFonts w:hint="eastAsia"/>
+        </w:rPr>
+        <w:t>。</w:t>
+      </w:r>
+    </w:p>
+    <w:p>
+      <w:pPr>
+        <w:pStyle w:val="3"/>
+        <w:rPr>
+          <w:rFonts w:hint="eastAsia"/>
+        </w:rPr>
+      </w:pPr>
+      <w:r>
+        <w:rPr>
+          <w:rFonts w:hint="eastAsia"/>
+        </w:rPr>
+        <w:t xml:space="preserve">RNN </w:t>
+      </w:r>
+      <w:r>
+        <w:rPr>
+          <w:rFonts w:hint="eastAsia"/>
+        </w:rPr>
+        <w:t>循环神经网络</w:t>
+      </w:r>
+    </w:p>
+    <w:p>
+      <w:pPr>
+        <w:rPr>
+          <w:rFonts w:hint="eastAsia"/>
+        </w:rPr>
+      </w:pPr>
+      <w:r>
+        <w:rPr>
+          <w:rFonts w:hint="eastAsia"/>
+        </w:rPr>
+        <w:t xml:space="preserve">    </w:t>
+      </w:r>
+      <w:r>
+        <w:rPr>
+          <w:rFonts w:hint="eastAsia"/>
+        </w:rPr>
+        <w:t>加入循环结构，能处理序列数据，但长距离依赖严重衰减</w:t>
+      </w:r>
+    </w:p>
+    <w:p>
+      <w:pPr>
+        <w:pStyle w:val="3"/>
+        <w:rPr>
+          <w:rFonts w:hint="eastAsia"/>
+        </w:rPr>
+      </w:pPr>
+      <w:r>
+        <w:rPr>
+          <w:rFonts w:hint="eastAsia"/>
+        </w:rPr>
+        <w:lastRenderedPageBreak/>
+        <w:t xml:space="preserve">LSTM </w:t>
+      </w:r>
+      <w:r>
+        <w:rPr>
+          <w:rFonts w:hint="eastAsia"/>
+        </w:rPr>
+        <w:t>长短期记忆网络（</w:t>
+      </w:r>
+      <w:r>
+        <w:rPr>
+          <w:rFonts w:hint="eastAsia"/>
+        </w:rPr>
+        <w:t>1997</w:t>
+      </w:r>
+      <w:r>
+        <w:rPr>
+          <w:rFonts w:hint="eastAsia"/>
+        </w:rPr>
+        <w:t>，</w:t>
+      </w:r>
+      <w:r>
+        <w:rPr>
+          <w:rFonts w:hint="eastAsia"/>
+        </w:rPr>
+        <w:t>2013</w:t>
+      </w:r>
+      <w:r>
+        <w:rPr>
+          <w:rFonts w:hint="eastAsia"/>
+        </w:rPr>
+        <w:t>年深度学习普及）</w:t>
+      </w:r>
+    </w:p>
+    <w:p>
+      <w:pPr>
+        <w:rPr>
+          <w:rFonts w:hint="eastAsia"/>
+        </w:rPr>
+      </w:pPr>
+      <w:r>
+        <w:rPr>
+          <w:rFonts w:hint="eastAsia"/>
+        </w:rPr>
+        <w:t xml:space="preserve">    </w:t>
+      </w:r>
+      <w:r>
+        <w:rPr>
+          <w:rFonts w:hint="eastAsia"/>
+        </w:rPr>
+        <w:t>改造</w:t>
+      </w:r>
+      <w:r>
+        <w:rPr>
+          <w:rFonts w:hint="eastAsia"/>
+        </w:rPr>
+        <w:t>RNN</w:t>
+      </w:r>
+      <w:r>
+        <w:rPr>
+          <w:rFonts w:hint="eastAsia"/>
+        </w:rPr>
+        <w:t>，加入门控结构解决长距离遗忘问题，后续</w:t>
+      </w:r>
+      <w:r>
+        <w:rPr>
+          <w:rFonts w:hint="eastAsia"/>
+        </w:rPr>
+        <w:t>10</w:t>
+      </w:r>
+      <w:r>
+        <w:rPr>
+          <w:rFonts w:hint="eastAsia"/>
+        </w:rPr>
+        <w:t>年</w:t>
+      </w:r>
+      <w:r>
+        <w:rPr>
+          <w:rFonts w:hint="eastAsia"/>
+        </w:rPr>
+        <w:t>NLP</w:t>
+      </w:r>
+      <w:r>
+        <w:rPr>
+          <w:rFonts w:hint="eastAsia"/>
+        </w:rPr>
+        <w:t>、语音识别绝对霸主</w:t>
+      </w:r>
+      <w:r>
+        <w:rPr>
+          <w:rFonts w:hint="eastAsia"/>
+        </w:rPr>
+        <w:t>。</w:t>
+      </w:r>
+    </w:p>
+    <w:p>
+      <w:pPr>
+        <w:pStyle w:val="3"/>
+      </w:pPr>
+      <w:r>
+        <w:rPr>
+          <w:rFonts w:hint="eastAsia"/>
+        </w:rPr>
+        <w:t>GRU</w:t>
+      </w:r>
+      <w:r>
+        <w:rPr>
+          <w:rFonts w:hint="eastAsia"/>
         </w:rPr>
         <w:t>：</w:t>
       </w:r>
+      <w:r>
+        <w:rPr>
+          <w:rFonts w:hint="eastAsia"/>
+        </w:rPr>
+        <w:t>LSTM</w:t>
+      </w:r>
+      <w:r>
+        <w:rPr>
+          <w:rFonts w:hint="eastAsia"/>
+        </w:rPr>
+        <w:t>简化轻量版</w:t>
+      </w:r>
+    </w:p>
+    <w:p>
+      <w:pPr>
+        <w:pStyle w:val="2"/>
+        <w:rPr>
+          <w:rFonts w:hint="eastAsia"/>
+        </w:rPr>
+      </w:pPr>
+      <w:r>
+        <w:rPr>
+          <w:rFonts w:hint="eastAsia"/>
+        </w:rPr>
+        <w:t>第</w:t>
+      </w:r>
+      <w:r>
+        <w:rPr>
+          <w:rFonts w:hint="eastAsia"/>
+        </w:rPr>
+        <w:t>5</w:t>
+      </w:r>
+      <w:r>
+        <w:rPr>
+          <w:rFonts w:hint="eastAsia"/>
+        </w:rPr>
+        <w:t>代：生成式深度学习爆发（</w:t>
+      </w:r>
+      <w:r>
+        <w:rPr>
+          <w:rFonts w:hint="eastAsia"/>
+        </w:rPr>
+        <w:t>2014</w:t>
+      </w:r>
+      <w:r>
+        <w:rPr>
+          <w:rFonts w:hint="eastAsia"/>
+        </w:rPr>
+        <w:t>）——</w:t>
+      </w:r>
+      <w:r>
+        <w:rPr>
+          <w:rFonts w:hint="eastAsia"/>
+        </w:rPr>
+        <w:t xml:space="preserve"> GAN</w:t>
+      </w:r>
+      <w:r>
+        <w:rPr>
+          <w:rFonts w:hint="eastAsia"/>
+        </w:rPr>
+        <w:t>横空出世</w:t>
+      </w:r>
+    </w:p>
+    <w:p>
+      <w:pPr>
+        <w:pStyle w:val="3"/>
+        <w:rPr>
+          <w:rFonts w:hint="eastAsia"/>
+        </w:rPr>
+      </w:pPr>
+      <w:r>
+        <w:rPr>
+          <w:rFonts w:hint="eastAsia"/>
+        </w:rPr>
+        <w:t xml:space="preserve">GAN </w:t>
+      </w:r>
+      <w:r>
+        <w:rPr>
+          <w:rFonts w:hint="eastAsia"/>
+        </w:rPr>
+        <w:t>生成对抗网络（</w:t>
+      </w:r>
+      <w:r>
+        <w:rPr>
+          <w:rFonts w:hint="eastAsia"/>
+        </w:rPr>
+        <w:t>2014</w:t>
+      </w:r>
+      <w:r>
+        <w:rPr>
+          <w:rFonts w:hint="eastAsia"/>
+        </w:rPr>
+        <w:t>）</w:t>
+      </w:r>
+    </w:p>
+    <w:p>
+      <w:pPr>
+        <w:ind w:firstLine="420"/>
+        <w:rPr>
+          <w:rFonts w:hint="eastAsia"/>
+        </w:rPr>
+      </w:pPr>
+      <w:r>
+        <w:rPr>
+          <w:rFonts w:hint="eastAsia"/>
+        </w:rPr>
+        <w:t>深度学习三大范式最后一块拼图，补足了深度学习「生成建模」的空白</w:t>
+      </w:r>
     </w:p>
     <w:p>
       <w:pPr>
@@ -1049,9 +2571,52 @@
       <w:r>
         <w:rPr>
           <w:rFonts w:hint="eastAsia"/>
-          <w:color w:val="EE0000"/>
-        </w:rPr>
-        <w:t>隐藏层极多、网络极深、参数量巨大</w:t>
+        </w:rPr>
+        <w:t>前代生成模型（</w:t>
+      </w:r>
+      <w:r>
+        <w:rPr>
+          <w:rFonts w:hint="eastAsia"/>
+        </w:rPr>
+        <w:t>AE</w:t>
+      </w:r>
+      <w:r>
+        <w:rPr>
+          <w:rFonts w:hint="eastAsia"/>
+        </w:rPr>
+        <w:t>、</w:t>
+      </w:r>
+      <w:r>
+        <w:rPr>
+          <w:rFonts w:hint="eastAsia"/>
+        </w:rPr>
+        <w:t>DBN</w:t>
+      </w:r>
+      <w:r>
+        <w:rPr>
+          <w:rFonts w:hint="eastAsia"/>
+        </w:rPr>
+        <w:t>）生成效果模糊、细节差</w:t>
+      </w:r>
+    </w:p>
+    <w:p>
+      <w:pPr>
+        <w:ind w:firstLine="420"/>
+        <w:rPr>
+          <w:rFonts w:hint="eastAsia"/>
+        </w:rPr>
+      </w:pPr>
+      <w:r>
+        <w:rPr>
+          <w:rFonts w:hint="eastAsia"/>
+        </w:rPr>
+        <w:t>- GAN</w:t>
+      </w:r>
+      <w:r>
+        <w:rPr>
+          <w:rFonts w:hint="eastAsia"/>
+        </w:rPr>
+        <w:t>用对抗训练，生成清晰度直接碾压所有前代模型</w:t>
       </w:r>
     </w:p>
     <w:p>
@@ -1071,20 +2636,183 @@
         <w:rPr>
           <w:rFonts w:hint="eastAsia"/>
         </w:rPr>
-        <w:t>可以自动从原始数据里</w:t>
-      </w:r>
-      <w:r>
-        <w:rPr>
-          <w:rFonts w:hint="eastAsia"/>
-          <w:color w:val="EE0000"/>
-        </w:rPr>
-        <w:t>逐层提取复杂抽象特征</w:t>
-      </w:r>
-      <w:r>
-        <w:rPr>
-          <w:rFonts w:hint="eastAsia"/>
-        </w:rPr>
-        <w:t>（底层边缘→中层纹理→高层语义）</w:t>
+        <w:t>后续所有图像生成、</w:t>
+      </w:r>
+      <w:r>
+        <w:rPr>
+          <w:rFonts w:hint="eastAsia"/>
+        </w:rPr>
+        <w:t>AI</w:t>
+      </w:r>
+      <w:r>
+        <w:rPr>
+          <w:rFonts w:hint="eastAsia"/>
+        </w:rPr>
+        <w:t>绘画、超分、换脸的祖宗模型</w:t>
+      </w:r>
+    </w:p>
+    <w:p>
+      <w:pPr>
+        <w:ind w:firstLine="420"/>
+        <w:rPr>
+          <w:rFonts w:hint="eastAsia"/>
+        </w:rPr>
+      </w:pPr>
+      <w:r>
+        <w:rPr>
+          <w:rFonts w:hint="eastAsia"/>
+        </w:rPr>
+        <w:t>- GAN</w:t>
+      </w:r>
+      <w:r>
+        <w:rPr>
+          <w:rFonts w:hint="eastAsia"/>
+        </w:rPr>
+        <w:t>海量迭代变种：</w:t>
+      </w:r>
+      <w:r>
+        <w:rPr>
+          <w:rFonts w:hint="eastAsia"/>
+        </w:rPr>
+        <w:t>DCGAN</w:t>
+      </w:r>
+      <w:r>
+        <w:rPr>
+          <w:rFonts w:hint="eastAsia"/>
+        </w:rPr>
+        <w:t>、</w:t>
+      </w:r>
+      <w:r>
+        <w:rPr>
+          <w:rFonts w:hint="eastAsia"/>
+        </w:rPr>
+        <w:t>WGAN</w:t>
+      </w:r>
+      <w:r>
+        <w:rPr>
+          <w:rFonts w:hint="eastAsia"/>
+        </w:rPr>
+        <w:t>、</w:t>
+      </w:r>
+      <w:r>
+        <w:rPr>
+          <w:rFonts w:hint="eastAsia"/>
+        </w:rPr>
+        <w:t>CycleGAN</w:t>
+      </w:r>
+      <w:r>
+        <w:rPr>
+          <w:rFonts w:hint="eastAsia"/>
+        </w:rPr>
+        <w:t>、</w:t>
+      </w:r>
+      <w:r>
+        <w:rPr>
+          <w:rFonts w:hint="eastAsia"/>
+        </w:rPr>
+        <w:t>StyleGAN</w:t>
+      </w:r>
+      <w:r>
+        <w:rPr>
+          <w:rFonts w:hint="eastAsia"/>
+        </w:rPr>
+        <w:t>等</w:t>
+      </w:r>
+    </w:p>
+    <w:p>
+      <w:pPr>
+        <w:pStyle w:val="2"/>
+        <w:rPr>
+          <w:rFonts w:hint="eastAsia"/>
+        </w:rPr>
+      </w:pPr>
+      <w:r>
+        <w:rPr>
+          <w:rFonts w:hint="eastAsia"/>
+        </w:rPr>
+        <w:t>第</w:t>
+      </w:r>
+      <w:r>
+        <w:rPr>
+          <w:rFonts w:hint="eastAsia"/>
+        </w:rPr>
+        <w:t>6</w:t>
+      </w:r>
+      <w:r>
+        <w:rPr>
+          <w:rFonts w:hint="eastAsia"/>
+        </w:rPr>
+        <w:t>代：残差革命（</w:t>
+      </w:r>
+      <w:r>
+        <w:rPr>
+          <w:rFonts w:hint="eastAsia"/>
+        </w:rPr>
+        <w:t>2015</w:t>
+      </w:r>
+      <w:r>
+        <w:rPr>
+          <w:rFonts w:hint="eastAsia"/>
+        </w:rPr>
+        <w:t>）——</w:t>
+      </w:r>
+      <w:r>
+        <w:rPr>
+          <w:rFonts w:hint="eastAsia"/>
+        </w:rPr>
+        <w:t xml:space="preserve"> </w:t>
+      </w:r>
+      <w:r>
+        <w:rPr>
+          <w:rFonts w:hint="eastAsia"/>
+        </w:rPr>
+        <w:t>网络深度无上限，深度学习工业化基石</w:t>
+      </w:r>
+    </w:p>
+    <w:p>
+      <w:pPr>
+        <w:pStyle w:val="3"/>
+        <w:rPr>
+          <w:rFonts w:hint="eastAsia"/>
+        </w:rPr>
+      </w:pPr>
+      <w:r>
+        <w:rPr>
+          <w:rFonts w:hint="eastAsia"/>
+        </w:rPr>
+        <w:t xml:space="preserve">ResNet </w:t>
+      </w:r>
+      <w:r>
+        <w:rPr>
+          <w:rFonts w:hint="eastAsia"/>
+        </w:rPr>
+        <w:t>残差网络（</w:t>
+      </w:r>
+      <w:r>
+        <w:rPr>
+          <w:rFonts w:hint="eastAsia"/>
+        </w:rPr>
+        <w:t>2015</w:t>
+      </w:r>
+      <w:r>
+        <w:rPr>
+          <w:rFonts w:hint="eastAsia"/>
+        </w:rPr>
+        <w:t>）</w:t>
+      </w:r>
+    </w:p>
+    <w:p>
+      <w:pPr>
+        <w:ind w:firstLine="420"/>
+        <w:rPr>
+          <w:rFonts w:hint="eastAsia"/>
+        </w:rPr>
+      </w:pPr>
+      <w:r>
+        <w:rPr>
+          <w:rFonts w:hint="eastAsia"/>
+        </w:rPr>
+        <w:t>深度学习史上最重要算法之一，解决深层网络退化问题</w:t>
       </w:r>
     </w:p>
     <w:p>
@@ -1100,31 +2828,375 @@
         </w:rPr>
         <w:t xml:space="preserve">- </w:t>
       </w:r>
-      <w:proofErr w:type="gramStart"/>
-      <w:r>
-        <w:rPr>
-          <w:rFonts w:hint="eastAsia"/>
-        </w:rPr>
-        <w:t>算力依赖</w:t>
-      </w:r>
-      <w:proofErr w:type="gramEnd"/>
-      <w:r>
-        <w:rPr>
-          <w:rFonts w:hint="eastAsia"/>
-        </w:rPr>
-        <w:t>大，需要大数据</w:t>
-      </w:r>
-      <w:r>
-        <w:rPr>
-          <w:rFonts w:hint="eastAsia"/>
-        </w:rPr>
-        <w:t>+GPU</w:t>
-      </w:r>
-      <w:r>
-        <w:rPr>
-          <w:rFonts w:hint="eastAsia"/>
-        </w:rPr>
-        <w:t>训练，是现在大模型、</w:t>
+      <w:r>
+        <w:rPr>
+          <w:rFonts w:hint="eastAsia"/>
+        </w:rPr>
+        <w:t>引入残差跳跃连接，网络可以堆叠上百、上千层，不再出现梯度消失</w:t>
+      </w:r>
+    </w:p>
+    <w:p>
+      <w:pPr>
+        <w:ind w:firstLine="420"/>
+        <w:rPr>
+          <w:rFonts w:hint="eastAsia"/>
+        </w:rPr>
+      </w:pPr>
+      <w:r>
+        <w:rPr>
+          <w:rFonts w:hint="eastAsia"/>
+        </w:rPr>
+        <w:t xml:space="preserve">- </w:t>
+      </w:r>
+      <w:r>
+        <w:rPr>
+          <w:rFonts w:hint="eastAsia"/>
+        </w:rPr>
+        <w:t>从此</w:t>
+      </w:r>
+      <w:r>
+        <w:rPr>
+          <w:rFonts w:hint="eastAsia"/>
+        </w:rPr>
+        <w:t>CNN</w:t>
+      </w:r>
+      <w:r>
+        <w:rPr>
+          <w:rFonts w:hint="eastAsia"/>
+        </w:rPr>
+        <w:t>深度无上限，目标检测、分割、医疗影像全部基于</w:t>
+      </w:r>
+      <w:r>
+        <w:rPr>
+          <w:rFonts w:hint="eastAsia"/>
+        </w:rPr>
+        <w:t>ResNet</w:t>
+      </w:r>
+      <w:r>
+        <w:rPr>
+          <w:rFonts w:hint="eastAsia"/>
+        </w:rPr>
+        <w:t>底座</w:t>
+      </w:r>
+    </w:p>
+    <w:p>
+      <w:pPr>
+        <w:ind w:firstLine="420"/>
+        <w:rPr>
+          <w:rFonts w:hint="eastAsia"/>
+        </w:rPr>
+      </w:pPr>
+      <w:r>
+        <w:rPr>
+          <w:rFonts w:hint="eastAsia"/>
+        </w:rPr>
+        <w:t xml:space="preserve">- </w:t>
+      </w:r>
+      <w:r>
+        <w:rPr>
+          <w:rFonts w:hint="eastAsia"/>
+        </w:rPr>
+        <w:t>工业界所有视觉落地模型的通用骨干网络</w:t>
+      </w:r>
+    </w:p>
+    <w:p>
+      <w:pPr>
+        <w:pStyle w:val="2"/>
+        <w:rPr>
+          <w:rFonts w:hint="eastAsia"/>
+        </w:rPr>
+      </w:pPr>
+      <w:r>
+        <w:rPr>
+          <w:rFonts w:hint="eastAsia"/>
+        </w:rPr>
+        <w:t>第</w:t>
+      </w:r>
+      <w:r>
+        <w:rPr>
+          <w:rFonts w:hint="eastAsia"/>
+        </w:rPr>
+        <w:t>7</w:t>
+      </w:r>
+      <w:r>
+        <w:rPr>
+          <w:rFonts w:hint="eastAsia"/>
+        </w:rPr>
+        <w:t>代：注意力机制</w:t>
+      </w:r>
+      <w:r>
+        <w:rPr>
+          <w:rFonts w:hint="eastAsia"/>
+        </w:rPr>
+        <w:t xml:space="preserve"> &amp; Transformer</w:t>
+      </w:r>
+      <w:r>
+        <w:rPr>
+          <w:rFonts w:hint="eastAsia"/>
+        </w:rPr>
+        <w:t>革命（</w:t>
+      </w:r>
+      <w:r>
+        <w:rPr>
+          <w:rFonts w:hint="eastAsia"/>
+        </w:rPr>
+        <w:t>2017</w:t>
+      </w:r>
+      <w:r>
+        <w:rPr>
+          <w:rFonts w:hint="eastAsia"/>
+        </w:rPr>
+        <w:t>至今）——</w:t>
+      </w:r>
+      <w:r>
+        <w:rPr>
+          <w:rFonts w:hint="eastAsia"/>
+        </w:rPr>
+        <w:t xml:space="preserve"> </w:t>
+      </w:r>
+      <w:r>
+        <w:rPr>
+          <w:rFonts w:hint="eastAsia"/>
+        </w:rPr>
+        <w:t>大模型时代的基座</w:t>
+      </w:r>
+    </w:p>
+    <w:p>
+      <w:pPr>
+        <w:pStyle w:val="3"/>
+        <w:rPr>
+          <w:rFonts w:hint="eastAsia"/>
+        </w:rPr>
+      </w:pPr>
+      <w:r>
+        <w:rPr>
+          <w:rFonts w:hint="eastAsia"/>
+        </w:rPr>
+        <w:t>Transformer</w:t>
+      </w:r>
+      <w:r>
+        <w:rPr>
+          <w:rFonts w:hint="eastAsia"/>
+        </w:rPr>
+        <w:t>（</w:t>
+      </w:r>
+      <w:r>
+        <w:rPr>
+          <w:rFonts w:hint="eastAsia"/>
+        </w:rPr>
+        <w:t>2017</w:t>
+      </w:r>
+      <w:r>
+        <w:rPr>
+          <w:rFonts w:hint="eastAsia"/>
+        </w:rPr>
+        <w:t>）</w:t>
+      </w:r>
+    </w:p>
+    <w:p>
+      <w:pPr>
+        <w:ind w:firstLine="420"/>
+        <w:rPr>
+          <w:rFonts w:hint="eastAsia"/>
+        </w:rPr>
+      </w:pPr>
+      <w:r>
+        <w:rPr>
+          <w:rFonts w:hint="eastAsia"/>
+        </w:rPr>
+        <w:t>目前所有大模型、</w:t>
+      </w:r>
+      <w:r>
+        <w:rPr>
+          <w:rFonts w:hint="eastAsia"/>
+        </w:rPr>
+        <w:t>GPT</w:t>
+      </w:r>
+      <w:r>
+        <w:rPr>
+          <w:rFonts w:hint="eastAsia"/>
+        </w:rPr>
+        <w:t>系列、文生图模型的绝对底层底座，彻底颠覆</w:t>
+      </w:r>
+      <w:r>
+        <w:rPr>
+          <w:rFonts w:hint="eastAsia"/>
+        </w:rPr>
+        <w:t>RNN/LSTM</w:t>
+      </w:r>
+      <w:r>
+        <w:rPr>
+          <w:rFonts w:hint="eastAsia"/>
+        </w:rPr>
+        <w:t>、</w:t>
+      </w:r>
+      <w:r>
+        <w:rPr>
+          <w:rFonts w:hint="eastAsia"/>
+        </w:rPr>
+        <w:t>CNN</w:t>
+      </w:r>
+      <w:r>
+        <w:rPr>
+          <w:rFonts w:hint="eastAsia"/>
+        </w:rPr>
+        <w:t>的统治地位</w:t>
+      </w:r>
+    </w:p>
+    <w:p>
+      <w:pPr>
+        <w:ind w:firstLine="420"/>
+        <w:rPr>
+          <w:rFonts w:hint="eastAsia"/>
+        </w:rPr>
+      </w:pPr>
+      <w:r>
+        <w:rPr>
+          <w:rFonts w:hint="eastAsia"/>
+        </w:rPr>
+        <w:t>1</w:t>
+      </w:r>
+      <w:r>
+        <w:rPr>
+          <w:rFonts w:hint="eastAsia"/>
+        </w:rPr>
+        <w:t>、</w:t>
+      </w:r>
+      <w:r>
+        <w:rPr>
+          <w:rFonts w:hint="eastAsia"/>
+        </w:rPr>
+        <w:t>核心创新：自注意力机制</w:t>
+      </w:r>
+      <w:r>
+        <w:rPr>
+          <w:rFonts w:hint="eastAsia"/>
+        </w:rPr>
+        <w:t xml:space="preserve"> Self-Attention</w:t>
+      </w:r>
+      <w:r>
+        <w:rPr>
+          <w:rFonts w:hint="eastAsia"/>
+        </w:rPr>
+        <w:t>，能捕捉全局依赖，并行计算</w:t>
+      </w:r>
+    </w:p>
+    <w:p>
+      <w:pPr>
+        <w:ind w:firstLine="420"/>
+        <w:rPr>
+          <w:rFonts w:hint="eastAsia"/>
+        </w:rPr>
+      </w:pPr>
+      <w:r>
+        <w:rPr>
+          <w:rFonts w:hint="eastAsia"/>
+        </w:rPr>
+        <w:t>2</w:t>
+      </w:r>
+      <w:r>
+        <w:rPr>
+          <w:rFonts w:hint="eastAsia"/>
+        </w:rPr>
+        <w:t>、</w:t>
+      </w:r>
+      <w:r>
+        <w:rPr>
+          <w:rFonts w:hint="eastAsia"/>
+        </w:rPr>
+        <w:t>NLP</w:t>
+      </w:r>
+      <w:r>
+        <w:rPr>
+          <w:rFonts w:hint="eastAsia"/>
+        </w:rPr>
+        <w:t>领域直接淘汰</w:t>
+      </w:r>
+      <w:r>
+        <w:rPr>
+          <w:rFonts w:hint="eastAsia"/>
+        </w:rPr>
+        <w:t>LSTM</w:t>
+      </w:r>
+      <w:r>
+        <w:rPr>
+          <w:rFonts w:hint="eastAsia"/>
+        </w:rPr>
+        <w:t>，</w:t>
+      </w:r>
+      <w:r>
+        <w:rPr>
+          <w:rFonts w:hint="eastAsia"/>
+        </w:rPr>
+        <w:t>BERT</w:t>
+      </w:r>
+      <w:r>
+        <w:rPr>
+          <w:rFonts w:hint="eastAsia"/>
+        </w:rPr>
+        <w:t>、</w:t>
+      </w:r>
+      <w:r>
+        <w:rPr>
+          <w:rFonts w:hint="eastAsia"/>
+        </w:rPr>
+        <w:t>GPT</w:t>
+      </w:r>
+      <w:r>
+        <w:rPr>
+          <w:rFonts w:hint="eastAsia"/>
+        </w:rPr>
+        <w:t>全部基于</w:t>
+      </w:r>
+      <w:r>
+        <w:rPr>
+          <w:rFonts w:hint="eastAsia"/>
+        </w:rPr>
+        <w:t>Transformer</w:t>
+      </w:r>
+      <w:r>
+        <w:rPr>
+          <w:rFonts w:hint="eastAsia"/>
+        </w:rPr>
+        <w:t>编码器</w:t>
+      </w:r>
+      <w:r>
+        <w:rPr>
+          <w:rFonts w:hint="eastAsia"/>
+        </w:rPr>
+        <w:t>/</w:t>
+      </w:r>
+      <w:r>
+        <w:rPr>
+          <w:rFonts w:hint="eastAsia"/>
+        </w:rPr>
+        <w:t>解码器</w:t>
+      </w:r>
+    </w:p>
+    <w:p>
+      <w:pPr>
+        <w:ind w:firstLine="420"/>
+        <w:rPr>
+          <w:rFonts w:hint="eastAsia"/>
+        </w:rPr>
+      </w:pPr>
+      <w:r>
+        <w:rPr>
+          <w:rFonts w:hint="eastAsia"/>
+        </w:rPr>
+        <w:t>3</w:t>
+      </w:r>
+      <w:r>
+        <w:rPr>
+          <w:rFonts w:hint="eastAsia"/>
+        </w:rPr>
+        <w:t>、</w:t>
+      </w:r>
+      <w:r>
+        <w:rPr>
+          <w:rFonts w:hint="eastAsia"/>
+        </w:rPr>
+        <w:t>后续跨模态、大语言模型、文生图、多模态</w:t>
       </w:r>
       <w:r>
         <w:rPr>
@@ -1136,26 +3208,594 @@
         <w:rPr>
           <w:rFonts w:hint="eastAsia"/>
         </w:rPr>
+        <w:t>全部源于</w:t>
+      </w:r>
+      <w:r>
+        <w:rPr>
+          <w:rFonts w:hint="eastAsia"/>
+        </w:rPr>
+        <w:t>Transformer</w:t>
+      </w:r>
+    </w:p>
+    <w:p>
+      <w:pPr>
+        <w:pStyle w:val="2"/>
+        <w:rPr>
+          <w:rFonts w:hint="eastAsia"/>
+        </w:rPr>
+      </w:pPr>
+      <w:r>
+        <w:rPr>
+          <w:rFonts w:hint="eastAsia"/>
+        </w:rPr>
+        <w:t>第</w:t>
+      </w:r>
+      <w:r>
+        <w:rPr>
+          <w:rFonts w:hint="eastAsia"/>
+        </w:rPr>
+        <w:t>8</w:t>
+      </w:r>
+      <w:r>
+        <w:rPr>
+          <w:rFonts w:hint="eastAsia"/>
+        </w:rPr>
+        <w:t>代：</w:t>
+      </w:r>
+      <w:r>
+        <w:rPr>
+          <w:rFonts w:hint="eastAsia"/>
+        </w:rPr>
+        <w:t>Transformer</w:t>
+      </w:r>
+      <w:r>
+        <w:rPr>
+          <w:rFonts w:hint="eastAsia"/>
+        </w:rPr>
+        <w:t>全领域渗透</w:t>
+      </w:r>
+      <w:r>
+        <w:rPr>
+          <w:rFonts w:hint="eastAsia"/>
+        </w:rPr>
+        <w:t xml:space="preserve"> + </w:t>
+      </w:r>
+      <w:r>
+        <w:rPr>
+          <w:rFonts w:hint="eastAsia"/>
+        </w:rPr>
+        <w:t>大模型爆发期（</w:t>
+      </w:r>
+      <w:r>
+        <w:rPr>
+          <w:rFonts w:hint="eastAsia"/>
+        </w:rPr>
+        <w:t>2020~</w:t>
+      </w:r>
+      <w:r>
+        <w:rPr>
+          <w:rFonts w:hint="eastAsia"/>
+        </w:rPr>
+        <w:t>至今）</w:t>
+      </w:r>
+    </w:p>
+    <w:p>
+      <w:pPr>
+        <w:pStyle w:val="3"/>
+        <w:rPr>
+          <w:rFonts w:hint="eastAsia"/>
+        </w:rPr>
+      </w:pPr>
+      <w:r>
+        <w:rPr>
+          <w:rFonts w:hint="eastAsia"/>
+        </w:rPr>
         <w:t>视觉</w:t>
       </w:r>
       <w:r>
         <w:rPr>
           <w:rFonts w:hint="eastAsia"/>
         </w:rPr>
-        <w:t>/NLP</w:t>
-      </w:r>
-      <w:r>
-        <w:rPr>
-          <w:rFonts w:hint="eastAsia"/>
-        </w:rPr>
-        <w:t>的底层</w:t>
+        <w:t>Transformer</w:t>
+      </w:r>
+      <w:r>
+        <w:rPr>
+          <w:rFonts w:hint="eastAsia"/>
+        </w:rPr>
+        <w:t>（</w:t>
+      </w:r>
+      <w:r>
+        <w:rPr>
+          <w:rFonts w:hint="eastAsia"/>
+        </w:rPr>
+        <w:t>ViT</w:t>
+      </w:r>
+      <w:r>
+        <w:rPr>
+          <w:rFonts w:hint="eastAsia"/>
+        </w:rPr>
+        <w:t>，</w:t>
+      </w:r>
+      <w:r>
+        <w:rPr>
+          <w:rFonts w:hint="eastAsia"/>
+        </w:rPr>
+        <w:t>2020</w:t>
+      </w:r>
+      <w:r>
+        <w:rPr>
+          <w:rFonts w:hint="eastAsia"/>
+        </w:rPr>
+        <w:t>）</w:t>
+      </w:r>
+    </w:p>
+    <w:p>
+      <w:pPr>
+        <w:ind w:firstLine="420"/>
+        <w:rPr>
+          <w:rFonts w:hint="eastAsia"/>
+        </w:rPr>
+      </w:pPr>
+      <w:r>
+        <w:rPr>
+          <w:rFonts w:hint="eastAsia"/>
+        </w:rPr>
+        <w:t>Transformer</w:t>
+      </w:r>
+      <w:r>
+        <w:rPr>
+          <w:rFonts w:hint="eastAsia"/>
+        </w:rPr>
+        <w:t>杀入图像领域，</w:t>
+      </w:r>
+      <w:r>
+        <w:rPr>
+          <w:rFonts w:hint="eastAsia"/>
+        </w:rPr>
+        <w:t>CNN</w:t>
+      </w:r>
+      <w:r>
+        <w:rPr>
+          <w:rFonts w:hint="eastAsia"/>
+        </w:rPr>
+        <w:t>不再是视觉唯一霸主，现代</w:t>
+      </w:r>
+      <w:r>
+        <w:rPr>
+          <w:rFonts w:hint="eastAsia"/>
+        </w:rPr>
+        <w:t>AI</w:t>
+      </w:r>
+      <w:r>
+        <w:rPr>
+          <w:rFonts w:hint="eastAsia"/>
+        </w:rPr>
+        <w:t>视觉全部</w:t>
       </w:r>
       <w:r>
         <w:rPr>
           <w:rFonts w:hint="eastAsia"/>
         </w:rPr>
         <w:lastRenderedPageBreak/>
-        <w:t>底座</w:t>
+        <w:t>ViT</w:t>
+      </w:r>
+      <w:r>
+        <w:rPr>
+          <w:rFonts w:hint="eastAsia"/>
+        </w:rPr>
+        <w:t>化</w:t>
+      </w:r>
+      <w:r>
+        <w:rPr>
+          <w:rFonts w:hint="eastAsia"/>
+        </w:rPr>
+        <w:t>。</w:t>
+      </w:r>
+    </w:p>
+    <w:p>
+      <w:pPr>
+        <w:pStyle w:val="3"/>
+        <w:rPr>
+          <w:rFonts w:hint="eastAsia"/>
+        </w:rPr>
+      </w:pPr>
+      <w:r>
+        <w:rPr>
+          <w:rFonts w:hint="eastAsia"/>
+        </w:rPr>
+        <w:t>大语言模型</w:t>
+      </w:r>
+      <w:r>
+        <w:rPr>
+          <w:rFonts w:hint="eastAsia"/>
+        </w:rPr>
+        <w:t>LLM</w:t>
+      </w:r>
+      <w:r>
+        <w:rPr>
+          <w:rFonts w:hint="eastAsia"/>
+        </w:rPr>
+        <w:t>全线迭代</w:t>
+      </w:r>
+    </w:p>
+    <w:p>
+      <w:pPr>
+        <w:ind w:firstLine="420"/>
+        <w:rPr>
+          <w:rFonts w:hint="eastAsia"/>
+        </w:rPr>
+      </w:pPr>
+      <w:r>
+        <w:rPr>
+          <w:rFonts w:hint="eastAsia"/>
+        </w:rPr>
+        <w:t>GPT</w:t>
+      </w:r>
+      <w:r>
+        <w:rPr>
+          <w:rFonts w:hint="eastAsia"/>
+        </w:rPr>
+        <w:t>系列（</w:t>
+      </w:r>
+      <w:r>
+        <w:rPr>
+          <w:rFonts w:hint="eastAsia"/>
+        </w:rPr>
+        <w:t>GPT1</w:t>
+      </w:r>
+      <w:r>
+        <w:rPr>
+          <w:rFonts w:hint="eastAsia"/>
+        </w:rPr>
+        <w:t>→</w:t>
+      </w:r>
+      <w:r>
+        <w:rPr>
+          <w:rFonts w:hint="eastAsia"/>
+        </w:rPr>
+        <w:t>GPT2</w:t>
+      </w:r>
+      <w:r>
+        <w:rPr>
+          <w:rFonts w:hint="eastAsia"/>
+        </w:rPr>
+        <w:t>→</w:t>
+      </w:r>
+      <w:r>
+        <w:rPr>
+          <w:rFonts w:hint="eastAsia"/>
+        </w:rPr>
+        <w:t>GPT3</w:t>
+      </w:r>
+      <w:r>
+        <w:rPr>
+          <w:rFonts w:hint="eastAsia"/>
+        </w:rPr>
+        <w:t>→</w:t>
+      </w:r>
+      <w:r>
+        <w:rPr>
+          <w:rFonts w:hint="eastAsia"/>
+        </w:rPr>
+        <w:t>GPT3.5</w:t>
+      </w:r>
+      <w:r>
+        <w:rPr>
+          <w:rFonts w:hint="eastAsia"/>
+        </w:rPr>
+        <w:t>→</w:t>
+      </w:r>
+      <w:r>
+        <w:rPr>
+          <w:rFonts w:hint="eastAsia"/>
+        </w:rPr>
+        <w:t>GPT4</w:t>
+      </w:r>
+      <w:r>
+        <w:rPr>
+          <w:rFonts w:hint="eastAsia"/>
+        </w:rPr>
+        <w:t>→</w:t>
+      </w:r>
+      <w:r>
+        <w:rPr>
+          <w:rFonts w:hint="eastAsia"/>
+        </w:rPr>
+        <w:t>GPT-4o</w:t>
+      </w:r>
+      <w:r>
+        <w:rPr>
+          <w:rFonts w:hint="eastAsia"/>
+        </w:rPr>
+        <w:t>）、</w:t>
+      </w:r>
+      <w:r>
+        <w:rPr>
+          <w:rFonts w:hint="eastAsia"/>
+        </w:rPr>
+        <w:t>LLaMA</w:t>
+      </w:r>
+      <w:r>
+        <w:rPr>
+          <w:rFonts w:hint="eastAsia"/>
+        </w:rPr>
+        <w:t>、文心一言、通义千问</w:t>
+      </w:r>
+      <w:r>
+        <w:rPr>
+          <w:rFonts w:hint="eastAsia"/>
+        </w:rPr>
+        <w:t>，</w:t>
+      </w:r>
+      <w:r>
+        <w:rPr>
+          <w:rFonts w:hint="eastAsia"/>
+        </w:rPr>
+        <w:t>全部基于</w:t>
+      </w:r>
+      <w:r>
+        <w:rPr>
+          <w:rFonts w:hint="eastAsia"/>
+        </w:rPr>
+        <w:t>Transformer</w:t>
+      </w:r>
+      <w:r>
+        <w:rPr>
+          <w:rFonts w:hint="eastAsia"/>
+        </w:rPr>
+        <w:t>解码器架构</w:t>
+      </w:r>
+      <w:r>
+        <w:rPr>
+          <w:rFonts w:hint="eastAsia"/>
+        </w:rPr>
+        <w:t>。</w:t>
+      </w:r>
+    </w:p>
+    <w:p>
+      <w:pPr>
+        <w:pStyle w:val="3"/>
+        <w:rPr>
+          <w:rFonts w:hint="eastAsia"/>
+        </w:rPr>
+      </w:pPr>
+      <w:r>
+        <w:rPr>
+          <w:rFonts w:hint="eastAsia"/>
+        </w:rPr>
+        <w:t>现代文生图生成模型（淘汰原生</w:t>
+      </w:r>
+      <w:r>
+        <w:rPr>
+          <w:rFonts w:hint="eastAsia"/>
+        </w:rPr>
+        <w:t>GAN</w:t>
+      </w:r>
+      <w:r>
+        <w:rPr>
+          <w:rFonts w:hint="eastAsia"/>
+        </w:rPr>
+        <w:t>）</w:t>
+      </w:r>
+    </w:p>
+    <w:p>
+      <w:pPr>
+        <w:ind w:firstLine="420"/>
+        <w:rPr>
+          <w:rFonts w:hint="eastAsia"/>
+        </w:rPr>
+      </w:pPr>
+      <w:r>
+        <w:rPr>
+          <w:rFonts w:hint="eastAsia"/>
+        </w:rPr>
+        <w:t>在</w:t>
+      </w:r>
+      <w:r>
+        <w:rPr>
+          <w:rFonts w:hint="eastAsia"/>
+        </w:rPr>
+        <w:t>Transformer+</w:t>
+      </w:r>
+      <w:r>
+        <w:rPr>
+          <w:rFonts w:hint="eastAsia"/>
+        </w:rPr>
+        <w:t>扩散模型基础上，新一代生成模型碾压原生</w:t>
+      </w:r>
+      <w:r>
+        <w:rPr>
+          <w:rFonts w:hint="eastAsia"/>
+        </w:rPr>
+        <w:t>GAN</w:t>
+      </w:r>
+      <w:r>
+        <w:rPr>
+          <w:rFonts w:hint="eastAsia"/>
+        </w:rPr>
+        <w:t>：</w:t>
+      </w:r>
+    </w:p>
+    <w:p>
+      <w:pPr>
+        <w:ind w:firstLine="420"/>
+        <w:rPr>
+          <w:rFonts w:hint="eastAsia"/>
+        </w:rPr>
+      </w:pPr>
+      <w:r>
+        <w:rPr>
+          <w:rFonts w:hint="eastAsia"/>
+        </w:rPr>
+        <w:t xml:space="preserve">- Diffusion Model </w:t>
+      </w:r>
+      <w:r>
+        <w:rPr>
+          <w:rFonts w:hint="eastAsia"/>
+        </w:rPr>
+        <w:t>扩散模型（</w:t>
+      </w:r>
+      <w:r>
+        <w:rPr>
+          <w:rFonts w:hint="eastAsia"/>
+        </w:rPr>
+        <w:t>2015</w:t>
+      </w:r>
+      <w:r>
+        <w:rPr>
+          <w:rFonts w:hint="eastAsia"/>
+        </w:rPr>
+        <w:t>提出，</w:t>
+      </w:r>
+      <w:r>
+        <w:rPr>
+          <w:rFonts w:hint="eastAsia"/>
+        </w:rPr>
+        <w:t>2022</w:t>
+      </w:r>
+      <w:r>
+        <w:rPr>
+          <w:rFonts w:hint="eastAsia"/>
+        </w:rPr>
+        <w:t>爆火）：</w:t>
+      </w:r>
+      <w:r>
+        <w:rPr>
+          <w:rFonts w:hint="eastAsia"/>
+        </w:rPr>
+        <w:t>Midjourney</w:t>
+      </w:r>
+      <w:r>
+        <w:rPr>
+          <w:rFonts w:hint="eastAsia"/>
+        </w:rPr>
+        <w:t>、</w:t>
+      </w:r>
+      <w:r>
+        <w:rPr>
+          <w:rFonts w:hint="eastAsia"/>
+        </w:rPr>
+        <w:t>Stable Diffusion</w:t>
+      </w:r>
+      <w:r>
+        <w:rPr>
+          <w:rFonts w:hint="eastAsia"/>
+        </w:rPr>
+        <w:t>底层算法，现在</w:t>
+      </w:r>
+      <w:r>
+        <w:rPr>
+          <w:rFonts w:hint="eastAsia"/>
+        </w:rPr>
+        <w:t>AI</w:t>
+      </w:r>
+      <w:r>
+        <w:rPr>
+          <w:rFonts w:hint="eastAsia"/>
+        </w:rPr>
+        <w:t>绘画主流，全面超越原生</w:t>
+      </w:r>
+      <w:r>
+        <w:rPr>
+          <w:rFonts w:hint="eastAsia"/>
+        </w:rPr>
+        <w:t>GAN</w:t>
+      </w:r>
+    </w:p>
+    <w:p>
+      <w:pPr>
+        <w:ind w:firstLine="420"/>
+        <w:rPr>
+          <w:rFonts w:hint="eastAsia"/>
+        </w:rPr>
+      </w:pPr>
+      <w:r>
+        <w:rPr>
+          <w:rFonts w:hint="eastAsia"/>
+        </w:rPr>
+        <w:t>- Sora</w:t>
+      </w:r>
+      <w:r>
+        <w:rPr>
+          <w:rFonts w:hint="eastAsia"/>
+        </w:rPr>
+        <w:t>视频生成、多模态生成模型</w:t>
+      </w:r>
+    </w:p>
+    <w:p>
+      <w:pPr>
+        <w:pStyle w:val="3"/>
+        <w:rPr>
+          <w:rFonts w:hint="eastAsia"/>
+        </w:rPr>
+      </w:pPr>
+      <w:r>
+        <w:rPr>
+          <w:rFonts w:hint="eastAsia"/>
+        </w:rPr>
+        <w:t>前沿最新技术（</w:t>
+      </w:r>
+      <w:r>
+        <w:rPr>
+          <w:rFonts w:hint="eastAsia"/>
+        </w:rPr>
+        <w:t>2024~2026</w:t>
+      </w:r>
+      <w:r>
+        <w:rPr>
+          <w:rFonts w:hint="eastAsia"/>
+        </w:rPr>
+        <w:t>当前）</w:t>
+      </w:r>
+    </w:p>
+    <w:p>
+      <w:pPr>
+        <w:ind w:firstLine="420"/>
+        <w:rPr>
+          <w:rFonts w:hint="eastAsia"/>
+        </w:rPr>
+      </w:pPr>
+      <w:r>
+        <w:rPr>
+          <w:rFonts w:hint="eastAsia"/>
+        </w:rPr>
+        <w:t>Mamba</w:t>
+      </w:r>
+      <w:r>
+        <w:rPr>
+          <w:rFonts w:hint="eastAsia"/>
+        </w:rPr>
+        <w:t>线性</w:t>
+      </w:r>
+      <w:r>
+        <w:rPr>
+          <w:rFonts w:hint="eastAsia"/>
+        </w:rPr>
+        <w:t>Transformer</w:t>
+      </w:r>
+      <w:r>
+        <w:rPr>
+          <w:rFonts w:hint="eastAsia"/>
+        </w:rPr>
+        <w:t>、混合专家模型</w:t>
+      </w:r>
+      <w:r>
+        <w:rPr>
+          <w:rFonts w:hint="eastAsia"/>
+        </w:rPr>
+        <w:t>MoE</w:t>
+      </w:r>
+      <w:r>
+        <w:rPr>
+          <w:rFonts w:hint="eastAsia"/>
+        </w:rPr>
+        <w:t>、稀疏大模型、多模态统一模型、小模型蒸馏轻量化技术</w:t>
+      </w:r>
+      <w:r>
+        <w:rPr>
+          <w:rFonts w:hint="eastAsia"/>
+        </w:rPr>
+        <w:t>。</w:t>
       </w:r>
     </w:p>
     <w:p>
@@ -1166,7 +3806,7 @@
         <w:rPr>
           <w:rFonts w:hint="eastAsia"/>
         </w:rPr>
-        <w:t>算法</w:t>
+        <w:t>原理</w:t>
       </w:r>
     </w:p>
     <w:p>
@@ -1232,19 +3872,11 @@
           </wp:anchor>
         </w:drawing>
       </w:r>
-      <w:proofErr w:type="spellStart"/>
-      <w:r>
-        <w:rPr>
-          <w:rFonts w:hint="eastAsia"/>
-        </w:rPr>
-        <w:t>Perceptrons</w:t>
-      </w:r>
-      <w:proofErr w:type="spellEnd"/>
-      <w:r>
-        <w:rPr>
-          <w:rFonts w:hint="eastAsia"/>
-        </w:rPr>
-        <w:t xml:space="preserve"> </w:t>
+      <w:r>
+        <w:rPr>
+          <w:rFonts w:hint="eastAsia"/>
+        </w:rPr>
+        <w:t xml:space="preserve">Perceptrons </w:t>
       </w:r>
       <w:r>
         <w:rPr>
@@ -1318,6 +3950,7 @@
         <w:rPr>
           <w:rFonts w:hint="eastAsia"/>
         </w:rPr>
+        <w:lastRenderedPageBreak/>
         <w:t>神经网络</w:t>
       </w:r>
     </w:p>
@@ -1409,7 +4042,6 @@
         <w:rPr>
           <w:noProof/>
         </w:rPr>
-        <w:lastRenderedPageBreak/>
         <w:drawing>
           <wp:anchor distT="0" distB="0" distL="114300" distR="114300" simplePos="0" relativeHeight="251665408" behindDoc="0" locked="0" layoutInCell="1" allowOverlap="1" wp14:anchorId="3DC70983" wp14:editId="59CD7526">
             <wp:simplePos x="0" y="0"/>
@@ -1542,7 +4174,14 @@
         <w:rPr>
           <w:rFonts w:hint="eastAsia"/>
         </w:rPr>
-        <w:t>循环神经网络。训练样本输入是连续的序列，且序列的长短不一，比如基于时间的序列：一段连续的语音，一段连续的手写文字。这些序列比较长，且长度不一，比较难直接的拆分成一个个独立的样本来通过</w:t>
+        <w:t>循环神经网络。训练样本输入是连续的序列，且序列的长短不一，比如基于</w:t>
+      </w:r>
+      <w:r>
+        <w:rPr>
+          <w:rFonts w:hint="eastAsia"/>
+        </w:rPr>
+        <w:lastRenderedPageBreak/>
+        <w:t>时间的序列：一段连续的语音，一段连续的手写文字。这些序列比较长，且长度不一，比较难直接的拆分成一个个独立的样本来通过</w:t>
       </w:r>
       <w:r>
         <w:rPr>
@@ -1590,21 +4229,7 @@
         <w:rPr>
           <w:rFonts w:hint="eastAsia"/>
         </w:rPr>
-        <w:t>。比如我们做完型填空时，可能需要整合全文</w:t>
-      </w:r>
-      <w:proofErr w:type="gramStart"/>
-      <w:r>
-        <w:rPr>
-          <w:rFonts w:hint="eastAsia"/>
-        </w:rPr>
-        <w:t>来填某一个</w:t>
-      </w:r>
-      <w:proofErr w:type="gramEnd"/>
-      <w:r>
-        <w:rPr>
-          <w:rFonts w:hint="eastAsia"/>
-        </w:rPr>
-        <w:t>句子，比如</w:t>
+        <w:t>。比如我们做完型填空时，可能需要整合全文来填某一个句子，比如</w:t>
       </w:r>
       <w:r>
         <w:rPr>
@@ -1634,49 +4259,7 @@
         <w:rPr>
           <w:rFonts w:hint="eastAsia"/>
         </w:rPr>
-        <w:t>.</w:t>
-      </w:r>
-      <w:proofErr w:type="gramStart"/>
-      <w:r>
-        <w:rPr>
-          <w:rFonts w:hint="eastAsia"/>
-        </w:rPr>
-        <w:t>....I</w:t>
-      </w:r>
-      <w:proofErr w:type="gramEnd"/>
-      <w:r>
-        <w:rPr>
-          <w:rFonts w:hint="eastAsia"/>
-        </w:rPr>
-        <w:t xml:space="preserve"> speak </w:t>
-      </w:r>
-      <w:proofErr w:type="gramStart"/>
-      <w:r>
-        <w:rPr>
-          <w:rFonts w:hint="eastAsia"/>
-        </w:rPr>
-        <w:t xml:space="preserve">fluent </w:t>
-      </w:r>
-      <w:proofErr w:type="gramEnd"/>
-      <w:r>
-        <w:rPr>
-          <w:rFonts w:hint="eastAsia"/>
-        </w:rPr>
-        <w:t>____</w:t>
-      </w:r>
-      <w:proofErr w:type="gramStart"/>
-      <w:r>
-        <w:rPr>
-          <w:rFonts w:hint="eastAsia"/>
-        </w:rPr>
-        <w:t>_ .</w:t>
-      </w:r>
-      <w:proofErr w:type="gramEnd"/>
-      <w:r>
-        <w:rPr>
-          <w:rFonts w:hint="eastAsia"/>
-        </w:rPr>
-        <w:t xml:space="preserve"> </w:t>
+        <w:t xml:space="preserve">.....I speak fluent _____ . </w:t>
       </w:r>
       <w:r>
         <w:rPr>
@@ -1749,7 +4332,6 @@
         <w:rPr>
           <w:noProof/>
         </w:rPr>
-        <w:lastRenderedPageBreak/>
         <w:drawing>
           <wp:anchor distT="0" distB="0" distL="114300" distR="114300" simplePos="0" relativeHeight="251669504" behindDoc="0" locked="0" layoutInCell="1" allowOverlap="1" wp14:anchorId="254519D5" wp14:editId="64CFA8B3">
             <wp:simplePos x="0" y="0"/>
@@ -1815,9 +4397,6 @@
     <w:p>
       <w:pPr>
         <w:ind w:firstLine="420"/>
-        <w:rPr>
-          <w:rFonts w:hint="eastAsia"/>
-        </w:rPr>
       </w:pPr>
       <w:r>
         <w:rPr>
@@ -1889,9 +4468,6 @@
     <w:p>
       <w:pPr>
         <w:pStyle w:val="2"/>
-        <w:rPr>
-          <w:rFonts w:hint="eastAsia"/>
-        </w:rPr>
       </w:pPr>
       <w:r>
         <w:rPr>
